--- a/w04-sheet.docx
+++ b/w04-sheet.docx
@@ -39,7 +39,7 @@
           <w:color w:val="606060"/>
           <w:sz w:val="22"/>
         </w:rPr>
-        <w:t>這是紙本版。線上版與紙本二選一——建議用線上版：填寫框會自動長高、內容會自動存在你自己的瀏覽器，寫多寫少都不受格子限制。</w:t>
+        <w:t xml:space="preserve">這是紙本版。線上版與紙本二選一，建議用線上版，填寫框會自動長高，內容會自動存在你自己的瀏覽器，寫多寫少都不受格子限制。</w:t>
       </w:r>
     </w:p>
     <w:p>
@@ -66,11 +66,24 @@
           <w:color w:val="1F3864"/>
           <w:sz w:val="32"/>
         </w:rPr>
-        <w:t>零、我這一輪的角色</w:t>
+        <w:t>零、三人一組，三輪輪替</w:t>
       </w:r>
     </w:p>
     <w:p>
       <w:pPr>
+        <w:spacing w:after="120"/>
+      </w:pPr>
+      <w:r>
+        <w:rPr>
+          <w:rFonts w:ascii="Microsoft JhengHei" w:hAnsi="Microsoft JhengHei" w:eastAsia="Microsoft JhengHei"/>
+          <w:sz w:val="22"/>
+        </w:rPr>
+        <w:t xml:space="preserve">每組三人，共跑三輪。三輪下來，每個人都當過一次訪談者、一次受訪者、一次記錄者。</w:t>
+      </w:r>
+    </w:p>
+    <w:p>
+      <w:pPr>
+        <w:keepNext/>
         <w:spacing w:after="40"/>
       </w:pPr>
       <w:r>
@@ -80,7 +93,7 @@
           <w:color w:val="1F3864"/>
           <w:sz w:val="21"/>
         </w:rPr>
-        <w:t>組員與角色輪換</w:t>
+        <w:t xml:space="preserve">組員</w:t>
       </w:r>
       <w:r>
         <w:rPr>
@@ -88,7 +101,7 @@
           <w:color w:val="707070"/>
           <w:sz w:val="18"/>
         </w:rPr>
-        <w:t xml:space="preserve">　四人一組，共三輪；角色為訪談者、受訪者、記錄者 A、記錄者 B</w:t>
+        <w:t xml:space="preserve">　先填三個名字，再對照下方輪替表</w:t>
       </w:r>
     </w:p>
     <w:tbl>
@@ -98,19 +111,23 @@
         <w:tblLook w:firstColumn="1" w:firstRow="1" w:lastColumn="0" w:lastRow="0" w:noHBand="0" w:noVBand="1" w:val="04A0"/>
       </w:tblPr>
       <w:tblGrid>
-        <w:gridCol w:w="2160"/>
-        <w:gridCol w:w="2160"/>
-        <w:gridCol w:w="2160"/>
-        <w:gridCol w:w="2160"/>
+        <w:gridCol w:w="2880"/>
+        <w:gridCol w:w="2880"/>
+        <w:gridCol w:w="2880"/>
       </w:tblGrid>
       <w:tr>
+        <w:trPr>
+          <w:cantSplit/>
+          <w:tblHeader/>
+        </w:trPr>
         <w:tc>
           <w:tcPr>
-            <w:tcW w:type="dxa" w:w="2160"/>
+            <w:tcW w:type="dxa" w:w="2880"/>
             <w:shd w:val="clear" w:color="auto" w:fill="1F3864"/>
           </w:tcPr>
           <w:p>
             <w:pPr>
+              <w:keepNext/>
               <w:spacing w:after="20"/>
             </w:pPr>
             <w:r>
@@ -120,17 +137,18 @@
                 <w:color w:val="FFFFFF"/>
                 <w:sz w:val="19"/>
               </w:rPr>
-              <w:t>姓名</w:t>
+              <w:t xml:space="preserve">組員 A</w:t>
             </w:r>
           </w:p>
         </w:tc>
         <w:tc>
           <w:tcPr>
-            <w:tcW w:type="dxa" w:w="2160"/>
+            <w:tcW w:type="dxa" w:w="2880"/>
             <w:shd w:val="clear" w:color="auto" w:fill="1F3864"/>
           </w:tcPr>
           <w:p>
             <w:pPr>
+              <w:keepNext/>
               <w:spacing w:after="20"/>
             </w:pPr>
             <w:r>
@@ -140,17 +158,18 @@
                 <w:color w:val="FFFFFF"/>
                 <w:sz w:val="19"/>
               </w:rPr>
-              <w:t>第一輪</w:t>
+              <w:t xml:space="preserve">組員 B</w:t>
             </w:r>
           </w:p>
         </w:tc>
         <w:tc>
           <w:tcPr>
-            <w:tcW w:type="dxa" w:w="2160"/>
+            <w:tcW w:type="dxa" w:w="2880"/>
             <w:shd w:val="clear" w:color="auto" w:fill="1F3864"/>
           </w:tcPr>
           <w:p>
             <w:pPr>
+              <w:keepNext/>
               <w:spacing w:after="20"/>
             </w:pPr>
             <w:r>
@@ -160,35 +179,19 @@
                 <w:color w:val="FFFFFF"/>
                 <w:sz w:val="19"/>
               </w:rPr>
-              <w:t>第二輪</w:t>
-            </w:r>
-          </w:p>
-        </w:tc>
-        <w:tc>
-          <w:tcPr>
-            <w:tcW w:type="dxa" w:w="2160"/>
-            <w:shd w:val="clear" w:color="auto" w:fill="1F3864"/>
-          </w:tcPr>
-          <w:p>
-            <w:pPr>
-              <w:spacing w:after="20"/>
-            </w:pPr>
-            <w:r>
-              <w:rPr>
-                <w:rFonts w:ascii="Microsoft JhengHei" w:hAnsi="Microsoft JhengHei" w:eastAsia="Microsoft JhengHei"/>
-                <w:b/>
-                <w:color w:val="FFFFFF"/>
-                <w:sz w:val="19"/>
-              </w:rPr>
-              <w:t>第三輪</w:t>
+              <w:t xml:space="preserve">組員 C</w:t>
             </w:r>
           </w:p>
         </w:tc>
       </w:tr>
       <w:tr>
+        <w:trPr>
+          <w:cantSplit/>
+          <w:trHeight w:val="520" w:hRule="atLeast"/>
+        </w:trPr>
         <w:tc>
           <w:tcPr>
-            <w:tcW w:type="dxa" w:w="2160"/>
+            <w:tcW w:type="dxa" w:w="2880"/>
           </w:tcPr>
           <w:p>
             <w:pPr>
@@ -204,7 +207,7 @@
         </w:tc>
         <w:tc>
           <w:tcPr>
-            <w:tcW w:type="dxa" w:w="2160"/>
+            <w:tcW w:type="dxa" w:w="2880"/>
           </w:tcPr>
           <w:p>
             <w:pPr>
@@ -220,287 +223,7 @@
         </w:tc>
         <w:tc>
           <w:tcPr>
-            <w:tcW w:type="dxa" w:w="2160"/>
-          </w:tcPr>
-          <w:p>
-            <w:pPr>
-              <w:spacing w:after="20"/>
-            </w:pPr>
-            <w:r>
-              <w:rPr>
-                <w:rFonts w:ascii="Microsoft JhengHei" w:hAnsi="Microsoft JhengHei" w:eastAsia="Microsoft JhengHei"/>
-                <w:sz w:val="19"/>
-              </w:rPr>
-            </w:r>
-          </w:p>
-        </w:tc>
-        <w:tc>
-          <w:tcPr>
-            <w:tcW w:type="dxa" w:w="2160"/>
-          </w:tcPr>
-          <w:p>
-            <w:pPr>
-              <w:spacing w:after="20"/>
-            </w:pPr>
-            <w:r>
-              <w:rPr>
-                <w:rFonts w:ascii="Microsoft JhengHei" w:hAnsi="Microsoft JhengHei" w:eastAsia="Microsoft JhengHei"/>
-                <w:sz w:val="19"/>
-              </w:rPr>
-            </w:r>
-          </w:p>
-        </w:tc>
-      </w:tr>
-      <w:tr>
-        <w:tc>
-          <w:tcPr>
-            <w:tcW w:type="dxa" w:w="2160"/>
-          </w:tcPr>
-          <w:p>
-            <w:pPr>
-              <w:spacing w:after="20"/>
-            </w:pPr>
-            <w:r>
-              <w:rPr>
-                <w:rFonts w:ascii="Microsoft JhengHei" w:hAnsi="Microsoft JhengHei" w:eastAsia="Microsoft JhengHei"/>
-                <w:sz w:val="19"/>
-              </w:rPr>
-            </w:r>
-          </w:p>
-        </w:tc>
-        <w:tc>
-          <w:tcPr>
-            <w:tcW w:type="dxa" w:w="2160"/>
-          </w:tcPr>
-          <w:p>
-            <w:pPr>
-              <w:spacing w:after="20"/>
-            </w:pPr>
-            <w:r>
-              <w:rPr>
-                <w:rFonts w:ascii="Microsoft JhengHei" w:hAnsi="Microsoft JhengHei" w:eastAsia="Microsoft JhengHei"/>
-                <w:sz w:val="19"/>
-              </w:rPr>
-            </w:r>
-          </w:p>
-        </w:tc>
-        <w:tc>
-          <w:tcPr>
-            <w:tcW w:type="dxa" w:w="2160"/>
-          </w:tcPr>
-          <w:p>
-            <w:pPr>
-              <w:spacing w:after="20"/>
-            </w:pPr>
-            <w:r>
-              <w:rPr>
-                <w:rFonts w:ascii="Microsoft JhengHei" w:hAnsi="Microsoft JhengHei" w:eastAsia="Microsoft JhengHei"/>
-                <w:sz w:val="19"/>
-              </w:rPr>
-            </w:r>
-          </w:p>
-        </w:tc>
-        <w:tc>
-          <w:tcPr>
-            <w:tcW w:type="dxa" w:w="2160"/>
-          </w:tcPr>
-          <w:p>
-            <w:pPr>
-              <w:spacing w:after="20"/>
-            </w:pPr>
-            <w:r>
-              <w:rPr>
-                <w:rFonts w:ascii="Microsoft JhengHei" w:hAnsi="Microsoft JhengHei" w:eastAsia="Microsoft JhengHei"/>
-                <w:sz w:val="19"/>
-              </w:rPr>
-            </w:r>
-          </w:p>
-        </w:tc>
-      </w:tr>
-      <w:tr>
-        <w:tc>
-          <w:tcPr>
-            <w:tcW w:type="dxa" w:w="2160"/>
-          </w:tcPr>
-          <w:p>
-            <w:pPr>
-              <w:spacing w:after="20"/>
-            </w:pPr>
-            <w:r>
-              <w:rPr>
-                <w:rFonts w:ascii="Microsoft JhengHei" w:hAnsi="Microsoft JhengHei" w:eastAsia="Microsoft JhengHei"/>
-                <w:sz w:val="19"/>
-              </w:rPr>
-            </w:r>
-          </w:p>
-        </w:tc>
-        <w:tc>
-          <w:tcPr>
-            <w:tcW w:type="dxa" w:w="2160"/>
-          </w:tcPr>
-          <w:p>
-            <w:pPr>
-              <w:spacing w:after="20"/>
-            </w:pPr>
-            <w:r>
-              <w:rPr>
-                <w:rFonts w:ascii="Microsoft JhengHei" w:hAnsi="Microsoft JhengHei" w:eastAsia="Microsoft JhengHei"/>
-                <w:sz w:val="19"/>
-              </w:rPr>
-            </w:r>
-          </w:p>
-        </w:tc>
-        <w:tc>
-          <w:tcPr>
-            <w:tcW w:type="dxa" w:w="2160"/>
-          </w:tcPr>
-          <w:p>
-            <w:pPr>
-              <w:spacing w:after="20"/>
-            </w:pPr>
-            <w:r>
-              <w:rPr>
-                <w:rFonts w:ascii="Microsoft JhengHei" w:hAnsi="Microsoft JhengHei" w:eastAsia="Microsoft JhengHei"/>
-                <w:sz w:val="19"/>
-              </w:rPr>
-            </w:r>
-          </w:p>
-        </w:tc>
-        <w:tc>
-          <w:tcPr>
-            <w:tcW w:type="dxa" w:w="2160"/>
-          </w:tcPr>
-          <w:p>
-            <w:pPr>
-              <w:spacing w:after="20"/>
-            </w:pPr>
-            <w:r>
-              <w:rPr>
-                <w:rFonts w:ascii="Microsoft JhengHei" w:hAnsi="Microsoft JhengHei" w:eastAsia="Microsoft JhengHei"/>
-                <w:sz w:val="19"/>
-              </w:rPr>
-            </w:r>
-          </w:p>
-        </w:tc>
-      </w:tr>
-      <w:tr>
-        <w:tc>
-          <w:tcPr>
-            <w:tcW w:type="dxa" w:w="2160"/>
-          </w:tcPr>
-          <w:p>
-            <w:pPr>
-              <w:spacing w:after="20"/>
-            </w:pPr>
-            <w:r>
-              <w:rPr>
-                <w:rFonts w:ascii="Microsoft JhengHei" w:hAnsi="Microsoft JhengHei" w:eastAsia="Microsoft JhengHei"/>
-                <w:sz w:val="19"/>
-              </w:rPr>
-            </w:r>
-          </w:p>
-        </w:tc>
-        <w:tc>
-          <w:tcPr>
-            <w:tcW w:type="dxa" w:w="2160"/>
-          </w:tcPr>
-          <w:p>
-            <w:pPr>
-              <w:spacing w:after="20"/>
-            </w:pPr>
-            <w:r>
-              <w:rPr>
-                <w:rFonts w:ascii="Microsoft JhengHei" w:hAnsi="Microsoft JhengHei" w:eastAsia="Microsoft JhengHei"/>
-                <w:sz w:val="19"/>
-              </w:rPr>
-            </w:r>
-          </w:p>
-        </w:tc>
-        <w:tc>
-          <w:tcPr>
-            <w:tcW w:type="dxa" w:w="2160"/>
-          </w:tcPr>
-          <w:p>
-            <w:pPr>
-              <w:spacing w:after="20"/>
-            </w:pPr>
-            <w:r>
-              <w:rPr>
-                <w:rFonts w:ascii="Microsoft JhengHei" w:hAnsi="Microsoft JhengHei" w:eastAsia="Microsoft JhengHei"/>
-                <w:sz w:val="19"/>
-              </w:rPr>
-            </w:r>
-          </w:p>
-        </w:tc>
-        <w:tc>
-          <w:tcPr>
-            <w:tcW w:type="dxa" w:w="2160"/>
-          </w:tcPr>
-          <w:p>
-            <w:pPr>
-              <w:spacing w:after="20"/>
-            </w:pPr>
-            <w:r>
-              <w:rPr>
-                <w:rFonts w:ascii="Microsoft JhengHei" w:hAnsi="Microsoft JhengHei" w:eastAsia="Microsoft JhengHei"/>
-                <w:sz w:val="19"/>
-              </w:rPr>
-            </w:r>
-          </w:p>
-        </w:tc>
-      </w:tr>
-      <w:tr>
-        <w:tc>
-          <w:tcPr>
-            <w:tcW w:type="dxa" w:w="2160"/>
-          </w:tcPr>
-          <w:p>
-            <w:pPr>
-              <w:spacing w:after="20"/>
-            </w:pPr>
-            <w:r>
-              <w:rPr>
-                <w:rFonts w:ascii="Microsoft JhengHei" w:hAnsi="Microsoft JhengHei" w:eastAsia="Microsoft JhengHei"/>
-                <w:sz w:val="19"/>
-              </w:rPr>
-            </w:r>
-          </w:p>
-        </w:tc>
-        <w:tc>
-          <w:tcPr>
-            <w:tcW w:type="dxa" w:w="2160"/>
-          </w:tcPr>
-          <w:p>
-            <w:pPr>
-              <w:spacing w:after="20"/>
-            </w:pPr>
-            <w:r>
-              <w:rPr>
-                <w:rFonts w:ascii="Microsoft JhengHei" w:hAnsi="Microsoft JhengHei" w:eastAsia="Microsoft JhengHei"/>
-                <w:sz w:val="19"/>
-              </w:rPr>
-            </w:r>
-          </w:p>
-        </w:tc>
-        <w:tc>
-          <w:tcPr>
-            <w:tcW w:type="dxa" w:w="2160"/>
-          </w:tcPr>
-          <w:p>
-            <w:pPr>
-              <w:spacing w:after="20"/>
-            </w:pPr>
-            <w:r>
-              <w:rPr>
-                <w:rFonts w:ascii="Microsoft JhengHei" w:hAnsi="Microsoft JhengHei" w:eastAsia="Microsoft JhengHei"/>
-                <w:sz w:val="19"/>
-              </w:rPr>
-            </w:r>
-          </w:p>
-        </w:tc>
-        <w:tc>
-          <w:tcPr>
-            <w:tcW w:type="dxa" w:w="2160"/>
+            <w:tcW w:type="dxa" w:w="2880"/>
           </w:tcPr>
           <w:p>
             <w:pPr>
@@ -518,14 +241,675 @@
     </w:tbl>
     <w:p>
       <w:pPr>
-        <w:spacing w:after="120"/>
+        <w:spacing w:after="60"/>
+      </w:pPr>
+    </w:p>
+    <w:p>
+      <w:pPr>
+        <w:keepNext/>
+        <w:spacing w:after="40"/>
       </w:pPr>
       <w:r>
         <w:rPr>
           <w:rFonts w:ascii="Microsoft JhengHei" w:hAnsi="Microsoft JhengHei" w:eastAsia="Microsoft JhengHei"/>
-          <w:sz w:val="8"/>
+          <w:b/>
+          <w:color w:val="1F3864"/>
+          <w:sz w:val="21"/>
         </w:rPr>
+        <w:t xml:space="preserve">輪替表</w:t>
       </w:r>
+      <w:r>
+        <w:rPr>
+          <w:rFonts w:ascii="Microsoft JhengHei" w:hAnsi="Microsoft JhengHei" w:eastAsia="Microsoft JhengHei"/>
+          <w:color w:val="707070"/>
+          <w:sz w:val="18"/>
+        </w:rPr>
+        <w:t xml:space="preserve">　圈出自己的代號，每一輪對照確認角色</w:t>
+      </w:r>
+    </w:p>
+    <w:tbl>
+      <w:tblPr>
+        <w:tblStyle w:val="TableGrid"/>
+        <w:tblW w:type="auto" w:w="0"/>
+        <w:tblLook w:firstColumn="1" w:firstRow="1" w:lastColumn="0" w:lastRow="0" w:noHBand="0" w:noVBand="1" w:val="04A0"/>
+      </w:tblPr>
+      <w:tblGrid>
+        <w:gridCol w:w="1440"/>
+        <w:gridCol w:w="2400"/>
+        <w:gridCol w:w="2400"/>
+        <w:gridCol w:w="2400"/>
+      </w:tblGrid>
+      <w:tr>
+        <w:trPr>
+          <w:cantSplit/>
+          <w:tblHeader/>
+        </w:trPr>
+        <w:tc>
+          <w:tcPr>
+            <w:tcW w:type="dxa" w:w="1440"/>
+            <w:shd w:val="clear" w:color="auto" w:fill="1F3864"/>
+          </w:tcPr>
+          <w:p>
+            <w:pPr>
+              <w:keepNext/>
+              <w:spacing w:after="20"/>
+            </w:pPr>
+            <w:r>
+              <w:rPr>
+                <w:rFonts w:ascii="Microsoft JhengHei" w:hAnsi="Microsoft JhengHei" w:eastAsia="Microsoft JhengHei"/>
+                <w:b/>
+                <w:color w:val="FFFFFF"/>
+                <w:sz w:val="19"/>
+              </w:rPr>
+              <w:t xml:space="preserve">輪次</w:t>
+            </w:r>
+          </w:p>
+        </w:tc>
+        <w:tc>
+          <w:tcPr>
+            <w:tcW w:type="dxa" w:w="2400"/>
+            <w:shd w:val="clear" w:color="auto" w:fill="1F3864"/>
+          </w:tcPr>
+          <w:p>
+            <w:pPr>
+              <w:keepNext/>
+              <w:spacing w:after="20"/>
+            </w:pPr>
+            <w:r>
+              <w:rPr>
+                <w:rFonts w:ascii="Microsoft JhengHei" w:hAnsi="Microsoft JhengHei" w:eastAsia="Microsoft JhengHei"/>
+                <w:b/>
+                <w:color w:val="FFFFFF"/>
+                <w:sz w:val="19"/>
+              </w:rPr>
+              <w:t xml:space="preserve">訪談者</w:t>
+            </w:r>
+          </w:p>
+        </w:tc>
+        <w:tc>
+          <w:tcPr>
+            <w:tcW w:type="dxa" w:w="2400"/>
+            <w:shd w:val="clear" w:color="auto" w:fill="1F3864"/>
+          </w:tcPr>
+          <w:p>
+            <w:pPr>
+              <w:keepNext/>
+              <w:spacing w:after="20"/>
+            </w:pPr>
+            <w:r>
+              <w:rPr>
+                <w:rFonts w:ascii="Microsoft JhengHei" w:hAnsi="Microsoft JhengHei" w:eastAsia="Microsoft JhengHei"/>
+                <w:b/>
+                <w:color w:val="FFFFFF"/>
+                <w:sz w:val="19"/>
+              </w:rPr>
+              <w:t xml:space="preserve">受訪者</w:t>
+            </w:r>
+          </w:p>
+        </w:tc>
+        <w:tc>
+          <w:tcPr>
+            <w:tcW w:type="dxa" w:w="2400"/>
+            <w:shd w:val="clear" w:color="auto" w:fill="1F3864"/>
+          </w:tcPr>
+          <w:p>
+            <w:pPr>
+              <w:keepNext/>
+              <w:spacing w:after="20"/>
+            </w:pPr>
+            <w:r>
+              <w:rPr>
+                <w:rFonts w:ascii="Microsoft JhengHei" w:hAnsi="Microsoft JhengHei" w:eastAsia="Microsoft JhengHei"/>
+                <w:b/>
+                <w:color w:val="FFFFFF"/>
+                <w:sz w:val="19"/>
+              </w:rPr>
+              <w:t xml:space="preserve">記錄者</w:t>
+            </w:r>
+          </w:p>
+        </w:tc>
+      </w:tr>
+      <w:tr>
+        <w:trPr>
+          <w:cantSplit/>
+          <w:trHeight w:val="460" w:hRule="atLeast"/>
+        </w:trPr>
+        <w:tc>
+          <w:tcPr>
+            <w:tcW w:type="dxa" w:w="1440"/>
+            <w:shd w:val="clear" w:color="auto" w:fill="F2F5FA"/>
+          </w:tcPr>
+          <w:p>
+            <w:pPr>
+              <w:spacing w:after="20"/>
+            </w:pPr>
+            <w:r>
+              <w:rPr>
+                <w:rFonts w:ascii="Microsoft JhengHei" w:hAnsi="Microsoft JhengHei" w:eastAsia="Microsoft JhengHei"/>
+                <w:b/>
+                <w:color w:val="1F3864"/>
+                <w:sz w:val="19"/>
+              </w:rPr>
+              <w:t xml:space="preserve">第一輪</w:t>
+            </w:r>
+          </w:p>
+        </w:tc>
+        <w:tc>
+          <w:tcPr>
+            <w:tcW w:type="dxa" w:w="2400"/>
+          </w:tcPr>
+          <w:p>
+            <w:pPr>
+              <w:spacing w:after="20"/>
+            </w:pPr>
+            <w:r>
+              <w:rPr>
+                <w:rFonts w:ascii="Microsoft JhengHei" w:hAnsi="Microsoft JhengHei" w:eastAsia="Microsoft JhengHei"/>
+                <w:sz w:val="19"/>
+              </w:rPr>
+              <w:t xml:space="preserve">A</w:t>
+            </w:r>
+          </w:p>
+        </w:tc>
+        <w:tc>
+          <w:tcPr>
+            <w:tcW w:type="dxa" w:w="2400"/>
+          </w:tcPr>
+          <w:p>
+            <w:pPr>
+              <w:spacing w:after="20"/>
+            </w:pPr>
+            <w:r>
+              <w:rPr>
+                <w:rFonts w:ascii="Microsoft JhengHei" w:hAnsi="Microsoft JhengHei" w:eastAsia="Microsoft JhengHei"/>
+                <w:sz w:val="19"/>
+              </w:rPr>
+              <w:t xml:space="preserve">B</w:t>
+            </w:r>
+          </w:p>
+        </w:tc>
+        <w:tc>
+          <w:tcPr>
+            <w:tcW w:type="dxa" w:w="2400"/>
+          </w:tcPr>
+          <w:p>
+            <w:pPr>
+              <w:spacing w:after="20"/>
+            </w:pPr>
+            <w:r>
+              <w:rPr>
+                <w:rFonts w:ascii="Microsoft JhengHei" w:hAnsi="Microsoft JhengHei" w:eastAsia="Microsoft JhengHei"/>
+                <w:sz w:val="19"/>
+              </w:rPr>
+              <w:t xml:space="preserve">C</w:t>
+            </w:r>
+          </w:p>
+        </w:tc>
+      </w:tr>
+      <w:tr>
+        <w:trPr>
+          <w:cantSplit/>
+          <w:trHeight w:val="460" w:hRule="atLeast"/>
+        </w:trPr>
+        <w:tc>
+          <w:tcPr>
+            <w:tcW w:type="dxa" w:w="1440"/>
+            <w:shd w:val="clear" w:color="auto" w:fill="F2F5FA"/>
+          </w:tcPr>
+          <w:p>
+            <w:pPr>
+              <w:spacing w:after="20"/>
+            </w:pPr>
+            <w:r>
+              <w:rPr>
+                <w:rFonts w:ascii="Microsoft JhengHei" w:hAnsi="Microsoft JhengHei" w:eastAsia="Microsoft JhengHei"/>
+                <w:b/>
+                <w:color w:val="1F3864"/>
+                <w:sz w:val="19"/>
+              </w:rPr>
+              <w:t xml:space="preserve">第二輪</w:t>
+            </w:r>
+          </w:p>
+        </w:tc>
+        <w:tc>
+          <w:tcPr>
+            <w:tcW w:type="dxa" w:w="2400"/>
+          </w:tcPr>
+          <w:p>
+            <w:pPr>
+              <w:spacing w:after="20"/>
+            </w:pPr>
+            <w:r>
+              <w:rPr>
+                <w:rFonts w:ascii="Microsoft JhengHei" w:hAnsi="Microsoft JhengHei" w:eastAsia="Microsoft JhengHei"/>
+                <w:sz w:val="19"/>
+              </w:rPr>
+              <w:t xml:space="preserve">B</w:t>
+            </w:r>
+          </w:p>
+        </w:tc>
+        <w:tc>
+          <w:tcPr>
+            <w:tcW w:type="dxa" w:w="2400"/>
+          </w:tcPr>
+          <w:p>
+            <w:pPr>
+              <w:spacing w:after="20"/>
+            </w:pPr>
+            <w:r>
+              <w:rPr>
+                <w:rFonts w:ascii="Microsoft JhengHei" w:hAnsi="Microsoft JhengHei" w:eastAsia="Microsoft JhengHei"/>
+                <w:sz w:val="19"/>
+              </w:rPr>
+              <w:t xml:space="preserve">C</w:t>
+            </w:r>
+          </w:p>
+        </w:tc>
+        <w:tc>
+          <w:tcPr>
+            <w:tcW w:type="dxa" w:w="2400"/>
+          </w:tcPr>
+          <w:p>
+            <w:pPr>
+              <w:spacing w:after="20"/>
+            </w:pPr>
+            <w:r>
+              <w:rPr>
+                <w:rFonts w:ascii="Microsoft JhengHei" w:hAnsi="Microsoft JhengHei" w:eastAsia="Microsoft JhengHei"/>
+                <w:sz w:val="19"/>
+              </w:rPr>
+              <w:t xml:space="preserve">A</w:t>
+            </w:r>
+          </w:p>
+        </w:tc>
+      </w:tr>
+      <w:tr>
+        <w:trPr>
+          <w:cantSplit/>
+          <w:trHeight w:val="460" w:hRule="atLeast"/>
+        </w:trPr>
+        <w:tc>
+          <w:tcPr>
+            <w:tcW w:type="dxa" w:w="1440"/>
+            <w:shd w:val="clear" w:color="auto" w:fill="F2F5FA"/>
+          </w:tcPr>
+          <w:p>
+            <w:pPr>
+              <w:spacing w:after="20"/>
+            </w:pPr>
+            <w:r>
+              <w:rPr>
+                <w:rFonts w:ascii="Microsoft JhengHei" w:hAnsi="Microsoft JhengHei" w:eastAsia="Microsoft JhengHei"/>
+                <w:b/>
+                <w:color w:val="1F3864"/>
+                <w:sz w:val="19"/>
+              </w:rPr>
+              <w:t xml:space="preserve">第三輪</w:t>
+            </w:r>
+          </w:p>
+        </w:tc>
+        <w:tc>
+          <w:tcPr>
+            <w:tcW w:type="dxa" w:w="2400"/>
+          </w:tcPr>
+          <w:p>
+            <w:pPr>
+              <w:spacing w:after="20"/>
+            </w:pPr>
+            <w:r>
+              <w:rPr>
+                <w:rFonts w:ascii="Microsoft JhengHei" w:hAnsi="Microsoft JhengHei" w:eastAsia="Microsoft JhengHei"/>
+                <w:sz w:val="19"/>
+              </w:rPr>
+              <w:t xml:space="preserve">C</w:t>
+            </w:r>
+          </w:p>
+        </w:tc>
+        <w:tc>
+          <w:tcPr>
+            <w:tcW w:type="dxa" w:w="2400"/>
+          </w:tcPr>
+          <w:p>
+            <w:pPr>
+              <w:spacing w:after="20"/>
+            </w:pPr>
+            <w:r>
+              <w:rPr>
+                <w:rFonts w:ascii="Microsoft JhengHei" w:hAnsi="Microsoft JhengHei" w:eastAsia="Microsoft JhengHei"/>
+                <w:sz w:val="19"/>
+              </w:rPr>
+              <w:t xml:space="preserve">A</w:t>
+            </w:r>
+          </w:p>
+        </w:tc>
+        <w:tc>
+          <w:tcPr>
+            <w:tcW w:type="dxa" w:w="2400"/>
+          </w:tcPr>
+          <w:p>
+            <w:pPr>
+              <w:spacing w:after="20"/>
+            </w:pPr>
+            <w:r>
+              <w:rPr>
+                <w:rFonts w:ascii="Microsoft JhengHei" w:hAnsi="Microsoft JhengHei" w:eastAsia="Microsoft JhengHei"/>
+                <w:sz w:val="19"/>
+              </w:rPr>
+              <w:t xml:space="preserve">B</w:t>
+            </w:r>
+          </w:p>
+        </w:tc>
+      </w:tr>
+    </w:tbl>
+    <w:p>
+      <w:pPr>
+        <w:spacing w:after="60"/>
+      </w:pPr>
+    </w:p>
+    <w:p>
+      <w:pPr>
+        <w:keepNext/>
+        <w:spacing w:after="40"/>
+      </w:pPr>
+      <w:r>
+        <w:rPr>
+          <w:rFonts w:ascii="Microsoft JhengHei" w:hAnsi="Microsoft JhengHei" w:eastAsia="Microsoft JhengHei"/>
+          <w:b/>
+          <w:color w:val="1F3864"/>
+          <w:sz w:val="21"/>
+        </w:rPr>
+        <w:t xml:space="preserve">三種角色各自要做的事</w:t>
+      </w:r>
+    </w:p>
+    <w:tbl>
+      <w:tblPr>
+        <w:tblStyle w:val="TableGrid"/>
+        <w:tblW w:type="auto" w:w="0"/>
+        <w:tblLook w:firstColumn="1" w:firstRow="1" w:lastColumn="0" w:lastRow="0" w:noHBand="0" w:noVBand="1" w:val="04A0"/>
+      </w:tblPr>
+      <w:tblGrid>
+        <w:gridCol w:w="2880"/>
+        <w:gridCol w:w="2880"/>
+        <w:gridCol w:w="2880"/>
+      </w:tblGrid>
+      <w:tr>
+        <w:trPr>
+          <w:cantSplit/>
+          <w:tblHeader/>
+        </w:trPr>
+        <w:tc>
+          <w:tcPr>
+            <w:tcW w:type="dxa" w:w="2880"/>
+            <w:shd w:val="clear" w:color="auto" w:fill="1F3864"/>
+          </w:tcPr>
+          <w:p>
+            <w:pPr>
+              <w:keepNext/>
+              <w:spacing w:after="20"/>
+            </w:pPr>
+            <w:r>
+              <w:rPr>
+                <w:rFonts w:ascii="Microsoft JhengHei" w:hAnsi="Microsoft JhengHei" w:eastAsia="Microsoft JhengHei"/>
+                <w:b/>
+                <w:color w:val="FFFFFF"/>
+                <w:sz w:val="19"/>
+              </w:rPr>
+              <w:t xml:space="preserve">訪談者</w:t>
+            </w:r>
+          </w:p>
+        </w:tc>
+        <w:tc>
+          <w:tcPr>
+            <w:tcW w:type="dxa" w:w="2880"/>
+            <w:shd w:val="clear" w:color="auto" w:fill="1F3864"/>
+          </w:tcPr>
+          <w:p>
+            <w:pPr>
+              <w:keepNext/>
+              <w:spacing w:after="20"/>
+            </w:pPr>
+            <w:r>
+              <w:rPr>
+                <w:rFonts w:ascii="Microsoft JhengHei" w:hAnsi="Microsoft JhengHei" w:eastAsia="Microsoft JhengHei"/>
+                <w:b/>
+                <w:color w:val="FFFFFF"/>
+                <w:sz w:val="19"/>
+              </w:rPr>
+              <w:t xml:space="preserve">受訪者</w:t>
+            </w:r>
+          </w:p>
+        </w:tc>
+        <w:tc>
+          <w:tcPr>
+            <w:tcW w:type="dxa" w:w="2880"/>
+            <w:shd w:val="clear" w:color="auto" w:fill="1F3864"/>
+          </w:tcPr>
+          <w:p>
+            <w:pPr>
+              <w:keepNext/>
+              <w:spacing w:after="20"/>
+            </w:pPr>
+            <w:r>
+              <w:rPr>
+                <w:rFonts w:ascii="Microsoft JhengHei" w:hAnsi="Microsoft JhengHei" w:eastAsia="Microsoft JhengHei"/>
+                <w:b/>
+                <w:color w:val="FFFFFF"/>
+                <w:sz w:val="19"/>
+              </w:rPr>
+              <w:t xml:space="preserve">記錄者</w:t>
+            </w:r>
+          </w:p>
+        </w:tc>
+      </w:tr>
+      <w:tr>
+        <w:trPr>
+          <w:cantSplit/>
+        </w:trPr>
+        <w:tc>
+          <w:tcPr>
+            <w:tcW w:type="dxa" w:w="2880"/>
+          </w:tcPr>
+          <w:p>
+            <w:pPr>
+              <w:spacing w:after="20"/>
+            </w:pPr>
+            <w:r>
+              <w:rPr>
+                <w:rFonts w:ascii="Microsoft JhengHei" w:hAnsi="Microsoft JhengHei" w:eastAsia="Microsoft JhengHei"/>
+                <w:sz w:val="19"/>
+              </w:rPr>
+              <w:t xml:space="preserve">・照第三節的大綱進行，依六個階段從開場走到結尾。</w:t>
+            </w:r>
+          </w:p>
+          <w:p>
+            <w:pPr>
+              <w:spacing w:after="20"/>
+            </w:pPr>
+            <w:r>
+              <w:rPr>
+                <w:rFonts w:ascii="Microsoft JhengHei" w:hAnsi="Microsoft JhengHei" w:eastAsia="Microsoft JhengHei"/>
+                <w:sz w:val="19"/>
+              </w:rPr>
+              <w:t xml:space="preserve">・每個核心題至少追問一次，向對方要例子或要過程。</w:t>
+            </w:r>
+          </w:p>
+          <w:p>
+            <w:pPr>
+              <w:spacing w:after="20"/>
+            </w:pPr>
+            <w:r>
+              <w:rPr>
+                <w:rFonts w:ascii="Microsoft JhengHei" w:hAnsi="Microsoft JhengHei" w:eastAsia="Microsoft JhengHei"/>
+                <w:sz w:val="19"/>
+              </w:rPr>
+              <w:t xml:space="preserve">・遇到突發狀況現場處理，紙上只記關鍵字。</w:t>
+            </w:r>
+          </w:p>
+        </w:tc>
+        <w:tc>
+          <w:tcPr>
+            <w:tcW w:type="dxa" w:w="2880"/>
+          </w:tcPr>
+          <w:p>
+            <w:pPr>
+              <w:spacing w:after="20"/>
+            </w:pPr>
+            <w:r>
+              <w:rPr>
+                <w:rFonts w:ascii="Microsoft JhengHei" w:hAnsi="Microsoft JhengHei" w:eastAsia="Microsoft JhengHei"/>
+                <w:sz w:val="19"/>
+              </w:rPr>
+              <w:t xml:space="preserve">・先挑一張說書人卡，開場前不說原因。</w:t>
+            </w:r>
+          </w:p>
+          <w:p>
+            <w:pPr>
+              <w:spacing w:after="20"/>
+            </w:pPr>
+            <w:r>
+              <w:rPr>
+                <w:rFonts w:ascii="Microsoft JhengHei" w:hAnsi="Microsoft JhengHei" w:eastAsia="Microsoft JhengHei"/>
+                <w:sz w:val="19"/>
+              </w:rPr>
+              <w:t xml:space="preserve">・回答用自己的真實經驗，不編故事。</w:t>
+            </w:r>
+          </w:p>
+          <w:p>
+            <w:pPr>
+              <w:spacing w:after="20"/>
+            </w:pPr>
+            <w:r>
+              <w:rPr>
+                <w:rFonts w:ascii="Microsoft JhengHei" w:hAnsi="Microsoft JhengHei" w:eastAsia="Microsoft JhengHei"/>
+                <w:sz w:val="19"/>
+              </w:rPr>
+              <w:t xml:space="preserve">・記錄者亮出狀況卡時，從下一個回答開始演出那個狀況。</w:t>
+            </w:r>
+          </w:p>
+        </w:tc>
+        <w:tc>
+          <w:tcPr>
+            <w:tcW w:type="dxa" w:w="2880"/>
+          </w:tcPr>
+          <w:p>
+            <w:pPr>
+              <w:spacing w:after="20"/>
+            </w:pPr>
+            <w:r>
+              <w:rPr>
+                <w:rFonts w:ascii="Microsoft JhengHei" w:hAnsi="Microsoft JhengHei" w:eastAsia="Microsoft JhengHei"/>
+                <w:sz w:val="19"/>
+              </w:rPr>
+              <w:t xml:space="preserve">・不插話，也不替訪談者提示題目。</w:t>
+            </w:r>
+          </w:p>
+          <w:p>
+            <w:pPr>
+              <w:spacing w:after="20"/>
+            </w:pPr>
+            <w:r>
+              <w:rPr>
+                <w:rFonts w:ascii="Microsoft JhengHei" w:hAnsi="Microsoft JhengHei" w:eastAsia="Microsoft JhengHei"/>
+                <w:sz w:val="19"/>
+              </w:rPr>
+              <w:t xml:space="preserve">・依第四節填觀察紀錄，並數五種行為的次數。</w:t>
+            </w:r>
+          </w:p>
+          <w:p>
+            <w:pPr>
+              <w:spacing w:after="20"/>
+            </w:pPr>
+            <w:r>
+              <w:rPr>
+                <w:rFonts w:ascii="Microsoft JhengHei" w:hAnsi="Microsoft JhengHei" w:eastAsia="Microsoft JhengHei"/>
+                <w:sz w:val="19"/>
+              </w:rPr>
+              <w:t xml:space="preserve">・在適當時機抽狀況卡，悄悄亮給受訪者看。</w:t>
+            </w:r>
+          </w:p>
+        </w:tc>
+      </w:tr>
+    </w:tbl>
+    <w:p>
+      <w:pPr>
+        <w:spacing w:after="60"/>
+      </w:pPr>
+    </w:p>
+    <w:p>
+      <w:pPr>
+        <w:keepNext/>
+        <w:spacing w:after="40"/>
+      </w:pPr>
+      <w:r>
+        <w:rPr>
+          <w:rFonts w:ascii="Microsoft JhengHei" w:hAnsi="Microsoft JhengHei" w:eastAsia="Microsoft JhengHei"/>
+          <w:b/>
+          <w:color w:val="1F3864"/>
+          <w:sz w:val="21"/>
+        </w:rPr>
+        <w:t xml:space="preserve">每一輪的流程</w:t>
+      </w:r>
+      <w:r>
+        <w:rPr>
+          <w:rFonts w:ascii="Microsoft JhengHei" w:hAnsi="Microsoft JhengHei" w:eastAsia="Microsoft JhengHei"/>
+          <w:color w:val="707070"/>
+          <w:sz w:val="18"/>
+        </w:rPr>
+        <w:t xml:space="preserve">　時間為建議，可依課堂調整</w:t>
+      </w:r>
+    </w:p>
+    <w:p>
+      <w:pPr>
+        <w:spacing w:after="20"/>
+      </w:pPr>
+      <w:r>
+        <w:rPr>
+          <w:rFonts w:ascii="Microsoft JhengHei" w:hAnsi="Microsoft JhengHei" w:eastAsia="Microsoft JhengHei"/>
+          <w:sz w:val="20"/>
+        </w:rPr>
+        <w:t xml:space="preserve">・準備約 1 分鐘，受訪者挑卡，記錄者備好觀察紀錄表。</w:t>
+      </w:r>
+    </w:p>
+    <w:p>
+      <w:pPr>
+        <w:spacing w:after="20"/>
+      </w:pPr>
+      <w:r>
+        <w:rPr>
+          <w:rFonts w:ascii="Microsoft JhengHei" w:hAnsi="Microsoft JhengHei" w:eastAsia="Microsoft JhengHei"/>
+          <w:sz w:val="20"/>
+        </w:rPr>
+        <w:t xml:space="preserve">・訪談 5–8 分鐘。</w:t>
+      </w:r>
+    </w:p>
+    <w:p>
+      <w:pPr>
+        <w:spacing w:after="20"/>
+      </w:pPr>
+      <w:r>
+        <w:rPr>
+          <w:rFonts w:ascii="Microsoft JhengHei" w:hAnsi="Microsoft JhengHei" w:eastAsia="Microsoft JhengHei"/>
+          <w:sz w:val="20"/>
+        </w:rPr>
+        <w:t xml:space="preserve">・回饋約 2 分鐘，記錄者先說，受訪者再說。</w:t>
+      </w:r>
+    </w:p>
+    <w:p>
+      <w:pPr>
+        <w:spacing w:after="20"/>
+      </w:pPr>
+      <w:r>
+        <w:rPr>
+          <w:rFonts w:ascii="Microsoft JhengHei" w:hAnsi="Microsoft JhengHei" w:eastAsia="Microsoft JhengHei"/>
+          <w:sz w:val="20"/>
+        </w:rPr>
+        <w:t xml:space="preserve">・換角，進入下一輪。</w:t>
+      </w:r>
+    </w:p>
+    <w:p>
+      <w:pPr>
+        <w:spacing w:after="60"/>
+      </w:pPr>
     </w:p>
     <w:p>
       <w:pPr>
@@ -590,7 +974,7 @@
           <w:color w:val="707070"/>
           <w:sz w:val="20"/>
         </w:rPr>
-        <w:t>每輪訪談 5–8 分鐘，三輪跑完才進大場討論。每一輪換人當訪談者，新的受訪者要重新挑一張說書人卡。</w:t>
+        <w:t xml:space="preserve">三輪跑完才進大場討論。每一輪換人當訪談者，新的受訪者要重新挑一張說書人卡。</w:t>
       </w:r>
     </w:p>
     <w:p>
@@ -718,7 +1102,7 @@
           <w:rFonts w:ascii="Microsoft JhengHei" w:hAnsi="Microsoft JhengHei" w:eastAsia="Microsoft JhengHei"/>
           <w:sz w:val="21"/>
         </w:rPr>
-        <w:t>我看過六個階段的重點（第五節）</w:t>
+        <w:t>我看過六個階段的重點（第六節）</w:t>
       </w:r>
     </w:p>
     <w:p>
@@ -797,6 +1181,18 @@
           <w:sz w:val="22"/>
         </w:rPr>
         <w:t>輪到你當受訪者時，先從說書人卡（Dixit）裡挑一張代表「學習壓力」的卡。先不要說原因——那是訪談者的第 1 題。</w:t>
+      </w:r>
+    </w:p>
+    <w:p>
+      <w:pPr>
+        <w:spacing w:after="120"/>
+      </w:pPr>
+      <w:r>
+        <w:rPr>
+          <w:rFonts w:ascii="Microsoft JhengHei" w:hAnsi="Microsoft JhengHei" w:eastAsia="Microsoft JhengHei"/>
+          <w:sz w:val="22"/>
+        </w:rPr>
+        <w:t xml:space="preserve">記錄者可能在訪談中亮一張狀況卡給你看（第五節）。看到之後，從下一個回答開始演出那個狀況，內容仍用你自己的真實經驗。</w:t>
       </w:r>
     </w:p>
     <w:p>
@@ -1638,7 +2034,1610 @@
           <w:color w:val="1F3864"/>
           <w:sz w:val="32"/>
         </w:rPr>
-        <w:t>四、狀況卡：我怎麼接</w:t>
+        <w:t>四、我當記錄者的觀察與抽卡</w:t>
+      </w:r>
+    </w:p>
+    <w:p>
+      <w:pPr>
+        <w:spacing w:after="120"/>
+      </w:pPr>
+      <w:r>
+        <w:rPr>
+          <w:rFonts w:ascii="Microsoft JhengHei" w:hAnsi="Microsoft JhengHei" w:eastAsia="Microsoft JhengHei"/>
+          <w:sz w:val="22"/>
+        </w:rPr>
+        <w:t xml:space="preserve">記錄者不插話，也不替訪談者提示。任務有三件。第一，把訪談的過程記成資料。第二，在適當的時機抽狀況卡，悄悄亮給受訪者看。第三，訪談結束後用紀錄回饋，先講看到的事實，再講自己的推測。</w:t>
+      </w:r>
+    </w:p>
+    <w:p>
+      <w:pPr>
+        <w:keepNext/>
+        <w:spacing w:before="200" w:after="60"/>
+      </w:pPr>
+      <w:r>
+        <w:rPr>
+          <w:rFonts w:ascii="Microsoft JhengHei" w:hAnsi="Microsoft JhengHei" w:eastAsia="Microsoft JhengHei"/>
+          <w:b/>
+          <w:color w:val="1F3864"/>
+          <w:sz w:val="26"/>
+        </w:rPr>
+        <w:t xml:space="preserve">（一）數一數，訪談者的五種行為</w:t>
+      </w:r>
+    </w:p>
+    <w:p>
+      <w:pPr>
+        <w:spacing w:after="120"/>
+      </w:pPr>
+      <w:r>
+        <w:rPr>
+          <w:rFonts w:ascii="Microsoft JhengHei" w:hAnsi="Microsoft JhengHei" w:eastAsia="Microsoft JhengHei"/>
+          <w:color w:val="707070"/>
+          <w:sz w:val="20"/>
+        </w:rPr>
+        <w:t xml:space="preserve">訪談進行時，看到一次就畫一劃「正」字的筆畫，結束後寫下總數。</w:t>
+      </w:r>
+    </w:p>
+    <w:tbl>
+      <w:tblPr>
+        <w:tblStyle w:val="TableGrid"/>
+        <w:tblW w:type="auto" w:w="0"/>
+        <w:tblLook w:firstColumn="1" w:firstRow="1" w:lastColumn="0" w:lastRow="0" w:noHBand="0" w:noVBand="1" w:val="04A0"/>
+      </w:tblPr>
+      <w:tblGrid>
+        <w:gridCol w:w="1700"/>
+        <w:gridCol w:w="4440"/>
+        <w:gridCol w:w="2500"/>
+      </w:tblGrid>
+      <w:tr>
+        <w:trPr>
+          <w:cantSplit/>
+          <w:tblHeader/>
+        </w:trPr>
+        <w:tc>
+          <w:tcPr>
+            <w:tcW w:type="dxa" w:w="1700"/>
+            <w:shd w:val="clear" w:color="auto" w:fill="1F3864"/>
+          </w:tcPr>
+          <w:p>
+            <w:pPr>
+              <w:keepNext/>
+              <w:spacing w:after="20"/>
+            </w:pPr>
+            <w:r>
+              <w:rPr>
+                <w:rFonts w:ascii="Microsoft JhengHei" w:hAnsi="Microsoft JhengHei" w:eastAsia="Microsoft JhengHei"/>
+                <w:b/>
+                <w:color w:val="FFFFFF"/>
+                <w:sz w:val="19"/>
+              </w:rPr>
+              <w:t xml:space="preserve">行為</w:t>
+            </w:r>
+          </w:p>
+        </w:tc>
+        <w:tc>
+          <w:tcPr>
+            <w:tcW w:type="dxa" w:w="4440"/>
+            <w:shd w:val="clear" w:color="auto" w:fill="1F3864"/>
+          </w:tcPr>
+          <w:p>
+            <w:pPr>
+              <w:keepNext/>
+              <w:spacing w:after="20"/>
+            </w:pPr>
+            <w:r>
+              <w:rPr>
+                <w:rFonts w:ascii="Microsoft JhengHei" w:hAnsi="Microsoft JhengHei" w:eastAsia="Microsoft JhengHei"/>
+                <w:b/>
+                <w:color w:val="FFFFFF"/>
+                <w:sz w:val="19"/>
+              </w:rPr>
+              <w:t xml:space="preserve">算一次的情況</w:t>
+            </w:r>
+          </w:p>
+        </w:tc>
+        <w:tc>
+          <w:tcPr>
+            <w:tcW w:type="dxa" w:w="2500"/>
+            <w:shd w:val="clear" w:color="auto" w:fill="1F3864"/>
+          </w:tcPr>
+          <w:p>
+            <w:pPr>
+              <w:keepNext/>
+              <w:spacing w:after="20"/>
+            </w:pPr>
+            <w:r>
+              <w:rPr>
+                <w:rFonts w:ascii="Microsoft JhengHei" w:hAnsi="Microsoft JhengHei" w:eastAsia="Microsoft JhengHei"/>
+                <w:b/>
+                <w:color w:val="FFFFFF"/>
+                <w:sz w:val="19"/>
+              </w:rPr>
+              <w:t xml:space="preserve">這一輪的次數</w:t>
+            </w:r>
+          </w:p>
+        </w:tc>
+      </w:tr>
+      <w:tr>
+        <w:trPr>
+          <w:cantSplit/>
+          <w:trHeight w:val="560" w:hRule="atLeast"/>
+        </w:trPr>
+        <w:tc>
+          <w:tcPr>
+            <w:tcW w:type="dxa" w:w="1700"/>
+            <w:shd w:val="clear" w:color="auto" w:fill="F2F5FA"/>
+          </w:tcPr>
+          <w:p>
+            <w:pPr>
+              <w:spacing w:after="20"/>
+            </w:pPr>
+            <w:r>
+              <w:rPr>
+                <w:rFonts w:ascii="Microsoft JhengHei" w:hAnsi="Microsoft JhengHei" w:eastAsia="Microsoft JhengHei"/>
+                <w:b/>
+                <w:color w:val="1F3864"/>
+                <w:sz w:val="19"/>
+              </w:rPr>
+              <w:t xml:space="preserve">追問</w:t>
+            </w:r>
+          </w:p>
+        </w:tc>
+        <w:tc>
+          <w:tcPr>
+            <w:tcW w:type="dxa" w:w="4440"/>
+          </w:tcPr>
+          <w:p>
+            <w:pPr>
+              <w:spacing w:after="20"/>
+            </w:pPr>
+            <w:r>
+              <w:rPr>
+                <w:rFonts w:ascii="Microsoft JhengHei" w:hAnsi="Microsoft JhengHei" w:eastAsia="Microsoft JhengHei"/>
+                <w:sz w:val="19"/>
+              </w:rPr>
+              <w:t xml:space="preserve">問「可以講一次嗎」「那後來呢」，向受訪者要例子或要過程</w:t>
+            </w:r>
+          </w:p>
+        </w:tc>
+        <w:tc>
+          <w:tcPr>
+            <w:tcW w:type="dxa" w:w="2500"/>
+          </w:tcPr>
+          <w:p>
+            <w:pPr>
+              <w:spacing w:after="20"/>
+            </w:pPr>
+            <w:r>
+              <w:rPr>
+                <w:rFonts w:ascii="Microsoft JhengHei" w:hAnsi="Microsoft JhengHei" w:eastAsia="Microsoft JhengHei"/>
+                <w:sz w:val="19"/>
+              </w:rPr>
+            </w:r>
+          </w:p>
+        </w:tc>
+      </w:tr>
+      <w:tr>
+        <w:trPr>
+          <w:cantSplit/>
+          <w:trHeight w:val="560" w:hRule="atLeast"/>
+        </w:trPr>
+        <w:tc>
+          <w:tcPr>
+            <w:tcW w:type="dxa" w:w="1700"/>
+            <w:shd w:val="clear" w:color="auto" w:fill="F2F5FA"/>
+          </w:tcPr>
+          <w:p>
+            <w:pPr>
+              <w:spacing w:after="20"/>
+            </w:pPr>
+            <w:r>
+              <w:rPr>
+                <w:rFonts w:ascii="Microsoft JhengHei" w:hAnsi="Microsoft JhengHei" w:eastAsia="Microsoft JhengHei"/>
+                <w:b/>
+                <w:color w:val="1F3864"/>
+                <w:sz w:val="19"/>
+              </w:rPr>
+              <w:t xml:space="preserve">摘要回應</w:t>
+            </w:r>
+          </w:p>
+        </w:tc>
+        <w:tc>
+          <w:tcPr>
+            <w:tcW w:type="dxa" w:w="4440"/>
+          </w:tcPr>
+          <w:p>
+            <w:pPr>
+              <w:spacing w:after="20"/>
+            </w:pPr>
+            <w:r>
+              <w:rPr>
+                <w:rFonts w:ascii="Microsoft JhengHei" w:hAnsi="Microsoft JhengHei" w:eastAsia="Microsoft JhengHei"/>
+                <w:sz w:val="19"/>
+              </w:rPr>
+              <w:t xml:space="preserve">把受訪者剛說的話濃縮說回去，確認自己有沒有聽對</w:t>
+            </w:r>
+          </w:p>
+        </w:tc>
+        <w:tc>
+          <w:tcPr>
+            <w:tcW w:type="dxa" w:w="2500"/>
+          </w:tcPr>
+          <w:p>
+            <w:pPr>
+              <w:spacing w:after="20"/>
+            </w:pPr>
+            <w:r>
+              <w:rPr>
+                <w:rFonts w:ascii="Microsoft JhengHei" w:hAnsi="Microsoft JhengHei" w:eastAsia="Microsoft JhengHei"/>
+                <w:sz w:val="19"/>
+              </w:rPr>
+            </w:r>
+          </w:p>
+        </w:tc>
+      </w:tr>
+      <w:tr>
+        <w:trPr>
+          <w:cantSplit/>
+          <w:trHeight w:val="560" w:hRule="atLeast"/>
+        </w:trPr>
+        <w:tc>
+          <w:tcPr>
+            <w:tcW w:type="dxa" w:w="1700"/>
+            <w:shd w:val="clear" w:color="auto" w:fill="F2F5FA"/>
+          </w:tcPr>
+          <w:p>
+            <w:pPr>
+              <w:spacing w:after="20"/>
+            </w:pPr>
+            <w:r>
+              <w:rPr>
+                <w:rFonts w:ascii="Microsoft JhengHei" w:hAnsi="Microsoft JhengHei" w:eastAsia="Microsoft JhengHei"/>
+                <w:b/>
+                <w:color w:val="1F3864"/>
+                <w:sz w:val="19"/>
+              </w:rPr>
+              <w:t xml:space="preserve">等待</w:t>
+            </w:r>
+          </w:p>
+        </w:tc>
+        <w:tc>
+          <w:tcPr>
+            <w:tcW w:type="dxa" w:w="4440"/>
+          </w:tcPr>
+          <w:p>
+            <w:pPr>
+              <w:spacing w:after="20"/>
+            </w:pPr>
+            <w:r>
+              <w:rPr>
+                <w:rFonts w:ascii="Microsoft JhengHei" w:hAnsi="Microsoft JhengHei" w:eastAsia="Microsoft JhengHei"/>
+                <w:sz w:val="19"/>
+              </w:rPr>
+              <w:t xml:space="preserve">問完之後安靜等三秒以上，沒有急著補話或換題</w:t>
+            </w:r>
+          </w:p>
+        </w:tc>
+        <w:tc>
+          <w:tcPr>
+            <w:tcW w:type="dxa" w:w="2500"/>
+          </w:tcPr>
+          <w:p>
+            <w:pPr>
+              <w:spacing w:after="20"/>
+            </w:pPr>
+            <w:r>
+              <w:rPr>
+                <w:rFonts w:ascii="Microsoft JhengHei" w:hAnsi="Microsoft JhengHei" w:eastAsia="Microsoft JhengHei"/>
+                <w:sz w:val="19"/>
+              </w:rPr>
+            </w:r>
+          </w:p>
+        </w:tc>
+      </w:tr>
+      <w:tr>
+        <w:trPr>
+          <w:cantSplit/>
+          <w:trHeight w:val="560" w:hRule="atLeast"/>
+        </w:trPr>
+        <w:tc>
+          <w:tcPr>
+            <w:tcW w:type="dxa" w:w="1700"/>
+            <w:shd w:val="clear" w:color="auto" w:fill="F2F5FA"/>
+          </w:tcPr>
+          <w:p>
+            <w:pPr>
+              <w:spacing w:after="20"/>
+            </w:pPr>
+            <w:r>
+              <w:rPr>
+                <w:rFonts w:ascii="Microsoft JhengHei" w:hAnsi="Microsoft JhengHei" w:eastAsia="Microsoft JhengHei"/>
+                <w:b/>
+                <w:color w:val="1F3864"/>
+                <w:sz w:val="19"/>
+              </w:rPr>
+              <w:t xml:space="preserve">封閉式提問</w:t>
+            </w:r>
+          </w:p>
+        </w:tc>
+        <w:tc>
+          <w:tcPr>
+            <w:tcW w:type="dxa" w:w="4440"/>
+          </w:tcPr>
+          <w:p>
+            <w:pPr>
+              <w:spacing w:after="20"/>
+            </w:pPr>
+            <w:r>
+              <w:rPr>
+                <w:rFonts w:ascii="Microsoft JhengHei" w:hAnsi="Microsoft JhengHei" w:eastAsia="Microsoft JhengHei"/>
+                <w:sz w:val="19"/>
+              </w:rPr>
+              <w:t xml:space="preserve">問「會不會」「有沒有」，一句是或不是就答完</w:t>
+            </w:r>
+          </w:p>
+        </w:tc>
+        <w:tc>
+          <w:tcPr>
+            <w:tcW w:type="dxa" w:w="2500"/>
+          </w:tcPr>
+          <w:p>
+            <w:pPr>
+              <w:spacing w:after="20"/>
+            </w:pPr>
+            <w:r>
+              <w:rPr>
+                <w:rFonts w:ascii="Microsoft JhengHei" w:hAnsi="Microsoft JhengHei" w:eastAsia="Microsoft JhengHei"/>
+                <w:sz w:val="19"/>
+              </w:rPr>
+            </w:r>
+          </w:p>
+        </w:tc>
+      </w:tr>
+      <w:tr>
+        <w:trPr>
+          <w:cantSplit/>
+          <w:trHeight w:val="560" w:hRule="atLeast"/>
+        </w:trPr>
+        <w:tc>
+          <w:tcPr>
+            <w:tcW w:type="dxa" w:w="1700"/>
+            <w:shd w:val="clear" w:color="auto" w:fill="F2F5FA"/>
+          </w:tcPr>
+          <w:p>
+            <w:pPr>
+              <w:spacing w:after="20"/>
+            </w:pPr>
+            <w:r>
+              <w:rPr>
+                <w:rFonts w:ascii="Microsoft JhengHei" w:hAnsi="Microsoft JhengHei" w:eastAsia="Microsoft JhengHei"/>
+                <w:b/>
+                <w:color w:val="1F3864"/>
+                <w:sz w:val="19"/>
+              </w:rPr>
+              <w:t xml:space="preserve">雙重提問</w:t>
+            </w:r>
+          </w:p>
+        </w:tc>
+        <w:tc>
+          <w:tcPr>
+            <w:tcW w:type="dxa" w:w="4440"/>
+          </w:tcPr>
+          <w:p>
+            <w:pPr>
+              <w:spacing w:after="20"/>
+            </w:pPr>
+            <w:r>
+              <w:rPr>
+                <w:rFonts w:ascii="Microsoft JhengHei" w:hAnsi="Microsoft JhengHei" w:eastAsia="Microsoft JhengHei"/>
+                <w:sz w:val="19"/>
+              </w:rPr>
+              <w:t xml:space="preserve">一句話裡問了兩件事</w:t>
+            </w:r>
+          </w:p>
+        </w:tc>
+        <w:tc>
+          <w:tcPr>
+            <w:tcW w:type="dxa" w:w="2500"/>
+          </w:tcPr>
+          <w:p>
+            <w:pPr>
+              <w:spacing w:after="20"/>
+            </w:pPr>
+            <w:r>
+              <w:rPr>
+                <w:rFonts w:ascii="Microsoft JhengHei" w:hAnsi="Microsoft JhengHei" w:eastAsia="Microsoft JhengHei"/>
+                <w:sz w:val="19"/>
+              </w:rPr>
+            </w:r>
+          </w:p>
+        </w:tc>
+      </w:tr>
+    </w:tbl>
+    <w:p>
+      <w:pPr>
+        <w:spacing w:after="60"/>
+      </w:pPr>
+    </w:p>
+    <w:p>
+      <w:pPr>
+        <w:spacing w:after="120"/>
+      </w:pPr>
+      <w:r>
+        <w:rPr>
+          <w:rFonts w:ascii="Microsoft JhengHei" w:hAnsi="Microsoft JhengHei" w:eastAsia="Microsoft JhengHei"/>
+          <w:color w:val="707070"/>
+          <w:sz w:val="20"/>
+        </w:rPr>
+        <w:t xml:space="preserve">次數只是討論的起點。追問很多也未必問得深，要回頭看有沒有問出新的東西。</w:t>
+      </w:r>
+    </w:p>
+    <w:p>
+      <w:pPr>
+        <w:keepNext/>
+        <w:spacing w:before="200" w:after="60"/>
+      </w:pPr>
+      <w:r>
+        <w:rPr>
+          <w:rFonts w:ascii="Microsoft JhengHei" w:hAnsi="Microsoft JhengHei" w:eastAsia="Microsoft JhengHei"/>
+          <w:b/>
+          <w:color w:val="1F3864"/>
+          <w:sz w:val="26"/>
+        </w:rPr>
+        <w:t xml:space="preserve">（二）觀察紀錄表</w:t>
+      </w:r>
+    </w:p>
+    <w:p>
+      <w:pPr>
+        <w:keepNext/>
+        <w:spacing w:after="40"/>
+      </w:pPr>
+      <w:r>
+        <w:rPr>
+          <w:rFonts w:ascii="Microsoft JhengHei" w:hAnsi="Microsoft JhengHei" w:eastAsia="Microsoft JhengHei"/>
+          <w:b/>
+          <w:color w:val="1F3864"/>
+          <w:sz w:val="21"/>
+        </w:rPr>
+        <w:t xml:space="preserve">一列一件事</w:t>
+      </w:r>
+      <w:r>
+        <w:rPr>
+          <w:rFonts w:ascii="Microsoft JhengHei" w:hAnsi="Microsoft JhengHei" w:eastAsia="Microsoft JhengHei"/>
+          <w:color w:val="707070"/>
+          <w:sz w:val="18"/>
+        </w:rPr>
+        <w:t xml:space="preserve">　事實欄只寫錄得下來的東西，像是原話、笑了、停了五秒。推測放到最右欄。</w:t>
+      </w:r>
+    </w:p>
+    <w:tbl>
+      <w:tblPr>
+        <w:tblStyle w:val="TableGrid"/>
+        <w:tblW w:type="auto" w:w="0"/>
+        <w:tblLook w:firstColumn="1" w:firstRow="1" w:lastColumn="0" w:lastRow="0" w:noHBand="0" w:noVBand="1" w:val="04A0"/>
+      </w:tblPr>
+      <w:tblGrid>
+        <w:gridCol w:w="1500"/>
+        <w:gridCol w:w="1500"/>
+        <w:gridCol w:w="3100"/>
+        <w:gridCol w:w="2540"/>
+      </w:tblGrid>
+      <w:tr>
+        <w:trPr>
+          <w:cantSplit/>
+          <w:tblHeader/>
+        </w:trPr>
+        <w:tc>
+          <w:tcPr>
+            <w:tcW w:type="dxa" w:w="1500"/>
+            <w:shd w:val="clear" w:color="auto" w:fill="1F3864"/>
+          </w:tcPr>
+          <w:p>
+            <w:pPr>
+              <w:keepNext/>
+              <w:spacing w:after="20"/>
+            </w:pPr>
+            <w:r>
+              <w:rPr>
+                <w:rFonts w:ascii="Microsoft JhengHei" w:hAnsi="Microsoft JhengHei" w:eastAsia="Microsoft JhengHei"/>
+                <w:b/>
+                <w:color w:val="FFFFFF"/>
+                <w:sz w:val="19"/>
+              </w:rPr>
+              <w:t xml:space="preserve">時間點（第幾分鐘或第幾題）</w:t>
+            </w:r>
+          </w:p>
+        </w:tc>
+        <w:tc>
+          <w:tcPr>
+            <w:tcW w:type="dxa" w:w="1500"/>
+            <w:shd w:val="clear" w:color="auto" w:fill="1F3864"/>
+          </w:tcPr>
+          <w:p>
+            <w:pPr>
+              <w:keepNext/>
+              <w:spacing w:after="20"/>
+            </w:pPr>
+            <w:r>
+              <w:rPr>
+                <w:rFonts w:ascii="Microsoft JhengHei" w:hAnsi="Microsoft JhengHei" w:eastAsia="Microsoft JhengHei"/>
+                <w:b/>
+                <w:color w:val="FFFFFF"/>
+                <w:sz w:val="19"/>
+              </w:rPr>
+              <w:t xml:space="preserve">六階段的哪一段</w:t>
+            </w:r>
+          </w:p>
+        </w:tc>
+        <w:tc>
+          <w:tcPr>
+            <w:tcW w:type="dxa" w:w="3100"/>
+            <w:shd w:val="clear" w:color="auto" w:fill="1F3864"/>
+          </w:tcPr>
+          <w:p>
+            <w:pPr>
+              <w:keepNext/>
+              <w:spacing w:after="20"/>
+            </w:pPr>
+            <w:r>
+              <w:rPr>
+                <w:rFonts w:ascii="Microsoft JhengHei" w:hAnsi="Microsoft JhengHei" w:eastAsia="Microsoft JhengHei"/>
+                <w:b/>
+                <w:color w:val="FFFFFF"/>
+                <w:sz w:val="19"/>
+              </w:rPr>
+              <w:t xml:space="preserve">我看到聽到的事實</w:t>
+            </w:r>
+          </w:p>
+        </w:tc>
+        <w:tc>
+          <w:tcPr>
+            <w:tcW w:type="dxa" w:w="2540"/>
+            <w:shd w:val="clear" w:color="auto" w:fill="1F3864"/>
+          </w:tcPr>
+          <w:p>
+            <w:pPr>
+              <w:keepNext/>
+              <w:spacing w:after="20"/>
+            </w:pPr>
+            <w:r>
+              <w:rPr>
+                <w:rFonts w:ascii="Microsoft JhengHei" w:hAnsi="Microsoft JhengHei" w:eastAsia="Microsoft JhengHei"/>
+                <w:b/>
+                <w:color w:val="FFFFFF"/>
+                <w:sz w:val="19"/>
+              </w:rPr>
+              <w:t xml:space="preserve">我的疑問或推測</w:t>
+            </w:r>
+          </w:p>
+        </w:tc>
+      </w:tr>
+      <w:tr>
+        <w:trPr>
+          <w:cantSplit/>
+          <w:trHeight w:val="640" w:hRule="atLeast"/>
+        </w:trPr>
+        <w:tc>
+          <w:tcPr>
+            <w:tcW w:type="dxa" w:w="1500"/>
+          </w:tcPr>
+          <w:p>
+            <w:pPr>
+              <w:spacing w:after="20"/>
+            </w:pPr>
+            <w:r>
+              <w:rPr>
+                <w:rFonts w:ascii="Microsoft JhengHei" w:hAnsi="Microsoft JhengHei" w:eastAsia="Microsoft JhengHei"/>
+                <w:sz w:val="19"/>
+              </w:rPr>
+            </w:r>
+          </w:p>
+        </w:tc>
+        <w:tc>
+          <w:tcPr>
+            <w:tcW w:type="dxa" w:w="1500"/>
+          </w:tcPr>
+          <w:p>
+            <w:pPr>
+              <w:spacing w:after="20"/>
+            </w:pPr>
+            <w:r>
+              <w:rPr>
+                <w:rFonts w:ascii="Microsoft JhengHei" w:hAnsi="Microsoft JhengHei" w:eastAsia="Microsoft JhengHei"/>
+                <w:sz w:val="19"/>
+              </w:rPr>
+            </w:r>
+          </w:p>
+        </w:tc>
+        <w:tc>
+          <w:tcPr>
+            <w:tcW w:type="dxa" w:w="3100"/>
+          </w:tcPr>
+          <w:p>
+            <w:pPr>
+              <w:spacing w:after="20"/>
+            </w:pPr>
+            <w:r>
+              <w:rPr>
+                <w:rFonts w:ascii="Microsoft JhengHei" w:hAnsi="Microsoft JhengHei" w:eastAsia="Microsoft JhengHei"/>
+                <w:sz w:val="19"/>
+              </w:rPr>
+            </w:r>
+          </w:p>
+        </w:tc>
+        <w:tc>
+          <w:tcPr>
+            <w:tcW w:type="dxa" w:w="2540"/>
+          </w:tcPr>
+          <w:p>
+            <w:pPr>
+              <w:spacing w:after="20"/>
+            </w:pPr>
+            <w:r>
+              <w:rPr>
+                <w:rFonts w:ascii="Microsoft JhengHei" w:hAnsi="Microsoft JhengHei" w:eastAsia="Microsoft JhengHei"/>
+                <w:sz w:val="19"/>
+              </w:rPr>
+            </w:r>
+          </w:p>
+        </w:tc>
+      </w:tr>
+      <w:tr>
+        <w:trPr>
+          <w:cantSplit/>
+          <w:trHeight w:val="640" w:hRule="atLeast"/>
+        </w:trPr>
+        <w:tc>
+          <w:tcPr>
+            <w:tcW w:type="dxa" w:w="1500"/>
+          </w:tcPr>
+          <w:p>
+            <w:pPr>
+              <w:spacing w:after="20"/>
+            </w:pPr>
+            <w:r>
+              <w:rPr>
+                <w:rFonts w:ascii="Microsoft JhengHei" w:hAnsi="Microsoft JhengHei" w:eastAsia="Microsoft JhengHei"/>
+                <w:sz w:val="19"/>
+              </w:rPr>
+            </w:r>
+          </w:p>
+        </w:tc>
+        <w:tc>
+          <w:tcPr>
+            <w:tcW w:type="dxa" w:w="1500"/>
+          </w:tcPr>
+          <w:p>
+            <w:pPr>
+              <w:spacing w:after="20"/>
+            </w:pPr>
+            <w:r>
+              <w:rPr>
+                <w:rFonts w:ascii="Microsoft JhengHei" w:hAnsi="Microsoft JhengHei" w:eastAsia="Microsoft JhengHei"/>
+                <w:sz w:val="19"/>
+              </w:rPr>
+            </w:r>
+          </w:p>
+        </w:tc>
+        <w:tc>
+          <w:tcPr>
+            <w:tcW w:type="dxa" w:w="3100"/>
+          </w:tcPr>
+          <w:p>
+            <w:pPr>
+              <w:spacing w:after="20"/>
+            </w:pPr>
+            <w:r>
+              <w:rPr>
+                <w:rFonts w:ascii="Microsoft JhengHei" w:hAnsi="Microsoft JhengHei" w:eastAsia="Microsoft JhengHei"/>
+                <w:sz w:val="19"/>
+              </w:rPr>
+            </w:r>
+          </w:p>
+        </w:tc>
+        <w:tc>
+          <w:tcPr>
+            <w:tcW w:type="dxa" w:w="2540"/>
+          </w:tcPr>
+          <w:p>
+            <w:pPr>
+              <w:spacing w:after="20"/>
+            </w:pPr>
+            <w:r>
+              <w:rPr>
+                <w:rFonts w:ascii="Microsoft JhengHei" w:hAnsi="Microsoft JhengHei" w:eastAsia="Microsoft JhengHei"/>
+                <w:sz w:val="19"/>
+              </w:rPr>
+            </w:r>
+          </w:p>
+        </w:tc>
+      </w:tr>
+      <w:tr>
+        <w:trPr>
+          <w:cantSplit/>
+          <w:trHeight w:val="640" w:hRule="atLeast"/>
+        </w:trPr>
+        <w:tc>
+          <w:tcPr>
+            <w:tcW w:type="dxa" w:w="1500"/>
+          </w:tcPr>
+          <w:p>
+            <w:pPr>
+              <w:spacing w:after="20"/>
+            </w:pPr>
+            <w:r>
+              <w:rPr>
+                <w:rFonts w:ascii="Microsoft JhengHei" w:hAnsi="Microsoft JhengHei" w:eastAsia="Microsoft JhengHei"/>
+                <w:sz w:val="19"/>
+              </w:rPr>
+            </w:r>
+          </w:p>
+        </w:tc>
+        <w:tc>
+          <w:tcPr>
+            <w:tcW w:type="dxa" w:w="1500"/>
+          </w:tcPr>
+          <w:p>
+            <w:pPr>
+              <w:spacing w:after="20"/>
+            </w:pPr>
+            <w:r>
+              <w:rPr>
+                <w:rFonts w:ascii="Microsoft JhengHei" w:hAnsi="Microsoft JhengHei" w:eastAsia="Microsoft JhengHei"/>
+                <w:sz w:val="19"/>
+              </w:rPr>
+            </w:r>
+          </w:p>
+        </w:tc>
+        <w:tc>
+          <w:tcPr>
+            <w:tcW w:type="dxa" w:w="3100"/>
+          </w:tcPr>
+          <w:p>
+            <w:pPr>
+              <w:spacing w:after="20"/>
+            </w:pPr>
+            <w:r>
+              <w:rPr>
+                <w:rFonts w:ascii="Microsoft JhengHei" w:hAnsi="Microsoft JhengHei" w:eastAsia="Microsoft JhengHei"/>
+                <w:sz w:val="19"/>
+              </w:rPr>
+            </w:r>
+          </w:p>
+        </w:tc>
+        <w:tc>
+          <w:tcPr>
+            <w:tcW w:type="dxa" w:w="2540"/>
+          </w:tcPr>
+          <w:p>
+            <w:pPr>
+              <w:spacing w:after="20"/>
+            </w:pPr>
+            <w:r>
+              <w:rPr>
+                <w:rFonts w:ascii="Microsoft JhengHei" w:hAnsi="Microsoft JhengHei" w:eastAsia="Microsoft JhengHei"/>
+                <w:sz w:val="19"/>
+              </w:rPr>
+            </w:r>
+          </w:p>
+        </w:tc>
+      </w:tr>
+      <w:tr>
+        <w:trPr>
+          <w:cantSplit/>
+          <w:trHeight w:val="640" w:hRule="atLeast"/>
+        </w:trPr>
+        <w:tc>
+          <w:tcPr>
+            <w:tcW w:type="dxa" w:w="1500"/>
+          </w:tcPr>
+          <w:p>
+            <w:pPr>
+              <w:spacing w:after="20"/>
+            </w:pPr>
+            <w:r>
+              <w:rPr>
+                <w:rFonts w:ascii="Microsoft JhengHei" w:hAnsi="Microsoft JhengHei" w:eastAsia="Microsoft JhengHei"/>
+                <w:sz w:val="19"/>
+              </w:rPr>
+            </w:r>
+          </w:p>
+        </w:tc>
+        <w:tc>
+          <w:tcPr>
+            <w:tcW w:type="dxa" w:w="1500"/>
+          </w:tcPr>
+          <w:p>
+            <w:pPr>
+              <w:spacing w:after="20"/>
+            </w:pPr>
+            <w:r>
+              <w:rPr>
+                <w:rFonts w:ascii="Microsoft JhengHei" w:hAnsi="Microsoft JhengHei" w:eastAsia="Microsoft JhengHei"/>
+                <w:sz w:val="19"/>
+              </w:rPr>
+            </w:r>
+          </w:p>
+        </w:tc>
+        <w:tc>
+          <w:tcPr>
+            <w:tcW w:type="dxa" w:w="3100"/>
+          </w:tcPr>
+          <w:p>
+            <w:pPr>
+              <w:spacing w:after="20"/>
+            </w:pPr>
+            <w:r>
+              <w:rPr>
+                <w:rFonts w:ascii="Microsoft JhengHei" w:hAnsi="Microsoft JhengHei" w:eastAsia="Microsoft JhengHei"/>
+                <w:sz w:val="19"/>
+              </w:rPr>
+            </w:r>
+          </w:p>
+        </w:tc>
+        <w:tc>
+          <w:tcPr>
+            <w:tcW w:type="dxa" w:w="2540"/>
+          </w:tcPr>
+          <w:p>
+            <w:pPr>
+              <w:spacing w:after="20"/>
+            </w:pPr>
+            <w:r>
+              <w:rPr>
+                <w:rFonts w:ascii="Microsoft JhengHei" w:hAnsi="Microsoft JhengHei" w:eastAsia="Microsoft JhengHei"/>
+                <w:sz w:val="19"/>
+              </w:rPr>
+            </w:r>
+          </w:p>
+        </w:tc>
+      </w:tr>
+      <w:tr>
+        <w:trPr>
+          <w:cantSplit/>
+          <w:trHeight w:val="640" w:hRule="atLeast"/>
+        </w:trPr>
+        <w:tc>
+          <w:tcPr>
+            <w:tcW w:type="dxa" w:w="1500"/>
+          </w:tcPr>
+          <w:p>
+            <w:pPr>
+              <w:spacing w:after="20"/>
+            </w:pPr>
+            <w:r>
+              <w:rPr>
+                <w:rFonts w:ascii="Microsoft JhengHei" w:hAnsi="Microsoft JhengHei" w:eastAsia="Microsoft JhengHei"/>
+                <w:sz w:val="19"/>
+              </w:rPr>
+            </w:r>
+          </w:p>
+        </w:tc>
+        <w:tc>
+          <w:tcPr>
+            <w:tcW w:type="dxa" w:w="1500"/>
+          </w:tcPr>
+          <w:p>
+            <w:pPr>
+              <w:spacing w:after="20"/>
+            </w:pPr>
+            <w:r>
+              <w:rPr>
+                <w:rFonts w:ascii="Microsoft JhengHei" w:hAnsi="Microsoft JhengHei" w:eastAsia="Microsoft JhengHei"/>
+                <w:sz w:val="19"/>
+              </w:rPr>
+            </w:r>
+          </w:p>
+        </w:tc>
+        <w:tc>
+          <w:tcPr>
+            <w:tcW w:type="dxa" w:w="3100"/>
+          </w:tcPr>
+          <w:p>
+            <w:pPr>
+              <w:spacing w:after="20"/>
+            </w:pPr>
+            <w:r>
+              <w:rPr>
+                <w:rFonts w:ascii="Microsoft JhengHei" w:hAnsi="Microsoft JhengHei" w:eastAsia="Microsoft JhengHei"/>
+                <w:sz w:val="19"/>
+              </w:rPr>
+            </w:r>
+          </w:p>
+        </w:tc>
+        <w:tc>
+          <w:tcPr>
+            <w:tcW w:type="dxa" w:w="2540"/>
+          </w:tcPr>
+          <w:p>
+            <w:pPr>
+              <w:spacing w:after="20"/>
+            </w:pPr>
+            <w:r>
+              <w:rPr>
+                <w:rFonts w:ascii="Microsoft JhengHei" w:hAnsi="Microsoft JhengHei" w:eastAsia="Microsoft JhengHei"/>
+                <w:sz w:val="19"/>
+              </w:rPr>
+            </w:r>
+          </w:p>
+        </w:tc>
+      </w:tr>
+      <w:tr>
+        <w:trPr>
+          <w:cantSplit/>
+          <w:trHeight w:val="640" w:hRule="atLeast"/>
+        </w:trPr>
+        <w:tc>
+          <w:tcPr>
+            <w:tcW w:type="dxa" w:w="1500"/>
+          </w:tcPr>
+          <w:p>
+            <w:pPr>
+              <w:spacing w:after="20"/>
+            </w:pPr>
+            <w:r>
+              <w:rPr>
+                <w:rFonts w:ascii="Microsoft JhengHei" w:hAnsi="Microsoft JhengHei" w:eastAsia="Microsoft JhengHei"/>
+                <w:sz w:val="19"/>
+              </w:rPr>
+            </w:r>
+          </w:p>
+        </w:tc>
+        <w:tc>
+          <w:tcPr>
+            <w:tcW w:type="dxa" w:w="1500"/>
+          </w:tcPr>
+          <w:p>
+            <w:pPr>
+              <w:spacing w:after="20"/>
+            </w:pPr>
+            <w:r>
+              <w:rPr>
+                <w:rFonts w:ascii="Microsoft JhengHei" w:hAnsi="Microsoft JhengHei" w:eastAsia="Microsoft JhengHei"/>
+                <w:sz w:val="19"/>
+              </w:rPr>
+            </w:r>
+          </w:p>
+        </w:tc>
+        <w:tc>
+          <w:tcPr>
+            <w:tcW w:type="dxa" w:w="3100"/>
+          </w:tcPr>
+          <w:p>
+            <w:pPr>
+              <w:spacing w:after="20"/>
+            </w:pPr>
+            <w:r>
+              <w:rPr>
+                <w:rFonts w:ascii="Microsoft JhengHei" w:hAnsi="Microsoft JhengHei" w:eastAsia="Microsoft JhengHei"/>
+                <w:sz w:val="19"/>
+              </w:rPr>
+            </w:r>
+          </w:p>
+        </w:tc>
+        <w:tc>
+          <w:tcPr>
+            <w:tcW w:type="dxa" w:w="2540"/>
+          </w:tcPr>
+          <w:p>
+            <w:pPr>
+              <w:spacing w:after="20"/>
+            </w:pPr>
+            <w:r>
+              <w:rPr>
+                <w:rFonts w:ascii="Microsoft JhengHei" w:hAnsi="Microsoft JhengHei" w:eastAsia="Microsoft JhengHei"/>
+                <w:sz w:val="19"/>
+              </w:rPr>
+            </w:r>
+          </w:p>
+        </w:tc>
+      </w:tr>
+    </w:tbl>
+    <w:p>
+      <w:pPr>
+        <w:spacing w:after="60"/>
+      </w:pPr>
+    </w:p>
+    <w:p>
+      <w:pPr>
+        <w:keepNext/>
+        <w:spacing w:before="200" w:after="60"/>
+      </w:pPr>
+      <w:r>
+        <w:rPr>
+          <w:rFonts w:ascii="Microsoft JhengHei" w:hAnsi="Microsoft JhengHei" w:eastAsia="Microsoft JhengHei"/>
+          <w:b/>
+          <w:color w:val="1F3864"/>
+          <w:sz w:val="26"/>
+        </w:rPr>
+        <w:t xml:space="preserve">（三）抽狀況卡的時機與紀錄</w:t>
+      </w:r>
+    </w:p>
+    <w:p>
+      <w:pPr>
+        <w:spacing w:after="20"/>
+      </w:pPr>
+      <w:r>
+        <w:rPr>
+          <w:rFonts w:ascii="Microsoft JhengHei" w:hAnsi="Microsoft JhengHei" w:eastAsia="Microsoft JhengHei"/>
+          <w:sz w:val="20"/>
+        </w:rPr>
+        <w:t xml:space="preserve">・訪談進行約兩分鐘後再抽，讓訪談者先找到節奏。</w:t>
+      </w:r>
+    </w:p>
+    <w:p>
+      <w:pPr>
+        <w:spacing w:after="20"/>
+      </w:pPr>
+      <w:r>
+        <w:rPr>
+          <w:rFonts w:ascii="Microsoft JhengHei" w:hAnsi="Microsoft JhengHei" w:eastAsia="Microsoft JhengHei"/>
+          <w:sz w:val="20"/>
+        </w:rPr>
+        <w:t xml:space="preserve">・等訪談者問完一題、受訪者答完一段的自然停頓再亮卡，不打斷正在說話的人。</w:t>
+      </w:r>
+    </w:p>
+    <w:p>
+      <w:pPr>
+        <w:spacing w:after="20"/>
+      </w:pPr>
+      <w:r>
+        <w:rPr>
+          <w:rFonts w:ascii="Microsoft JhengHei" w:hAnsi="Microsoft JhengHei" w:eastAsia="Microsoft JhengHei"/>
+          <w:sz w:val="20"/>
+        </w:rPr>
+        <w:t xml:space="preserve">・一輪抽一張，最多兩張。</w:t>
+      </w:r>
+    </w:p>
+    <w:p>
+      <w:pPr>
+        <w:spacing w:after="20"/>
+      </w:pPr>
+      <w:r>
+        <w:rPr>
+          <w:rFonts w:ascii="Microsoft JhengHei" w:hAnsi="Microsoft JhengHei" w:eastAsia="Microsoft JhengHei"/>
+          <w:sz w:val="20"/>
+        </w:rPr>
+        <w:t xml:space="preserve">・亮卡時不出聲，卡面只給受訪者看。</w:t>
+      </w:r>
+    </w:p>
+    <w:p>
+      <w:pPr>
+        <w:spacing w:after="60"/>
+      </w:pPr>
+    </w:p>
+    <w:tbl>
+      <w:tblPr>
+        <w:tblStyle w:val="TableGrid"/>
+        <w:tblW w:type="auto" w:w="0"/>
+        <w:tblLook w:firstColumn="1" w:firstRow="1" w:lastColumn="0" w:lastRow="0" w:noHBand="0" w:noVBand="1" w:val="04A0"/>
+      </w:tblPr>
+      <w:tblGrid>
+        <w:gridCol w:w="1600"/>
+        <w:gridCol w:w="2100"/>
+        <w:gridCol w:w="2800"/>
+        <w:gridCol w:w="2140"/>
+      </w:tblGrid>
+      <w:tr>
+        <w:trPr>
+          <w:cantSplit/>
+          <w:tblHeader/>
+        </w:trPr>
+        <w:tc>
+          <w:tcPr>
+            <w:tcW w:type="dxa" w:w="1600"/>
+            <w:shd w:val="clear" w:color="auto" w:fill="1F3864"/>
+          </w:tcPr>
+          <w:p>
+            <w:pPr>
+              <w:keepNext/>
+              <w:spacing w:after="20"/>
+            </w:pPr>
+            <w:r>
+              <w:rPr>
+                <w:rFonts w:ascii="Microsoft JhengHei" w:hAnsi="Microsoft JhengHei" w:eastAsia="Microsoft JhengHei"/>
+                <w:b/>
+                <w:color w:val="FFFFFF"/>
+                <w:sz w:val="19"/>
+              </w:rPr>
+              <w:t xml:space="preserve">抽到哪一張</w:t>
+            </w:r>
+          </w:p>
+        </w:tc>
+        <w:tc>
+          <w:tcPr>
+            <w:tcW w:type="dxa" w:w="2100"/>
+            <w:shd w:val="clear" w:color="auto" w:fill="1F3864"/>
+          </w:tcPr>
+          <w:p>
+            <w:pPr>
+              <w:keepNext/>
+              <w:spacing w:after="20"/>
+            </w:pPr>
+            <w:r>
+              <w:rPr>
+                <w:rFonts w:ascii="Microsoft JhengHei" w:hAnsi="Microsoft JhengHei" w:eastAsia="Microsoft JhengHei"/>
+                <w:b/>
+                <w:color w:val="FFFFFF"/>
+                <w:sz w:val="19"/>
+              </w:rPr>
+              <w:t xml:space="preserve">抽卡的時機（第幾分鐘、第幾題）</w:t>
+            </w:r>
+          </w:p>
+        </w:tc>
+        <w:tc>
+          <w:tcPr>
+            <w:tcW w:type="dxa" w:w="2800"/>
+            <w:shd w:val="clear" w:color="auto" w:fill="1F3864"/>
+          </w:tcPr>
+          <w:p>
+            <w:pPr>
+              <w:keepNext/>
+              <w:spacing w:after="20"/>
+            </w:pPr>
+            <w:r>
+              <w:rPr>
+                <w:rFonts w:ascii="Microsoft JhengHei" w:hAnsi="Microsoft JhengHei" w:eastAsia="Microsoft JhengHei"/>
+                <w:b/>
+                <w:color w:val="FFFFFF"/>
+                <w:sz w:val="19"/>
+              </w:rPr>
+              <w:t xml:space="preserve">訪談者怎麼接（寫原話）</w:t>
+            </w:r>
+          </w:p>
+        </w:tc>
+        <w:tc>
+          <w:tcPr>
+            <w:tcW w:type="dxa" w:w="2140"/>
+            <w:shd w:val="clear" w:color="auto" w:fill="1F3864"/>
+          </w:tcPr>
+          <w:p>
+            <w:pPr>
+              <w:keepNext/>
+              <w:spacing w:after="20"/>
+            </w:pPr>
+            <w:r>
+              <w:rPr>
+                <w:rFonts w:ascii="Microsoft JhengHei" w:hAnsi="Microsoft JhengHei" w:eastAsia="Microsoft JhengHei"/>
+                <w:b/>
+                <w:color w:val="FFFFFF"/>
+                <w:sz w:val="19"/>
+              </w:rPr>
+              <w:t xml:space="preserve">我看到的效果</w:t>
+            </w:r>
+          </w:p>
+        </w:tc>
+      </w:tr>
+      <w:tr>
+        <w:trPr>
+          <w:cantSplit/>
+          <w:trHeight w:val="640" w:hRule="atLeast"/>
+        </w:trPr>
+        <w:tc>
+          <w:tcPr>
+            <w:tcW w:type="dxa" w:w="1600"/>
+          </w:tcPr>
+          <w:p>
+            <w:pPr>
+              <w:spacing w:after="20"/>
+            </w:pPr>
+            <w:r>
+              <w:rPr>
+                <w:rFonts w:ascii="Microsoft JhengHei" w:hAnsi="Microsoft JhengHei" w:eastAsia="Microsoft JhengHei"/>
+                <w:sz w:val="19"/>
+              </w:rPr>
+            </w:r>
+          </w:p>
+        </w:tc>
+        <w:tc>
+          <w:tcPr>
+            <w:tcW w:type="dxa" w:w="2100"/>
+          </w:tcPr>
+          <w:p>
+            <w:pPr>
+              <w:spacing w:after="20"/>
+            </w:pPr>
+            <w:r>
+              <w:rPr>
+                <w:rFonts w:ascii="Microsoft JhengHei" w:hAnsi="Microsoft JhengHei" w:eastAsia="Microsoft JhengHei"/>
+                <w:sz w:val="19"/>
+              </w:rPr>
+            </w:r>
+          </w:p>
+        </w:tc>
+        <w:tc>
+          <w:tcPr>
+            <w:tcW w:type="dxa" w:w="2800"/>
+          </w:tcPr>
+          <w:p>
+            <w:pPr>
+              <w:spacing w:after="20"/>
+            </w:pPr>
+            <w:r>
+              <w:rPr>
+                <w:rFonts w:ascii="Microsoft JhengHei" w:hAnsi="Microsoft JhengHei" w:eastAsia="Microsoft JhengHei"/>
+                <w:sz w:val="19"/>
+              </w:rPr>
+            </w:r>
+          </w:p>
+        </w:tc>
+        <w:tc>
+          <w:tcPr>
+            <w:tcW w:type="dxa" w:w="2140"/>
+          </w:tcPr>
+          <w:p>
+            <w:pPr>
+              <w:spacing w:after="20"/>
+            </w:pPr>
+            <w:r>
+              <w:rPr>
+                <w:rFonts w:ascii="Microsoft JhengHei" w:hAnsi="Microsoft JhengHei" w:eastAsia="Microsoft JhengHei"/>
+                <w:sz w:val="19"/>
+              </w:rPr>
+            </w:r>
+          </w:p>
+        </w:tc>
+      </w:tr>
+      <w:tr>
+        <w:trPr>
+          <w:cantSplit/>
+          <w:trHeight w:val="640" w:hRule="atLeast"/>
+        </w:trPr>
+        <w:tc>
+          <w:tcPr>
+            <w:tcW w:type="dxa" w:w="1600"/>
+          </w:tcPr>
+          <w:p>
+            <w:pPr>
+              <w:spacing w:after="20"/>
+            </w:pPr>
+            <w:r>
+              <w:rPr>
+                <w:rFonts w:ascii="Microsoft JhengHei" w:hAnsi="Microsoft JhengHei" w:eastAsia="Microsoft JhengHei"/>
+                <w:sz w:val="19"/>
+              </w:rPr>
+            </w:r>
+          </w:p>
+        </w:tc>
+        <w:tc>
+          <w:tcPr>
+            <w:tcW w:type="dxa" w:w="2100"/>
+          </w:tcPr>
+          <w:p>
+            <w:pPr>
+              <w:spacing w:after="20"/>
+            </w:pPr>
+            <w:r>
+              <w:rPr>
+                <w:rFonts w:ascii="Microsoft JhengHei" w:hAnsi="Microsoft JhengHei" w:eastAsia="Microsoft JhengHei"/>
+                <w:sz w:val="19"/>
+              </w:rPr>
+            </w:r>
+          </w:p>
+        </w:tc>
+        <w:tc>
+          <w:tcPr>
+            <w:tcW w:type="dxa" w:w="2800"/>
+          </w:tcPr>
+          <w:p>
+            <w:pPr>
+              <w:spacing w:after="20"/>
+            </w:pPr>
+            <w:r>
+              <w:rPr>
+                <w:rFonts w:ascii="Microsoft JhengHei" w:hAnsi="Microsoft JhengHei" w:eastAsia="Microsoft JhengHei"/>
+                <w:sz w:val="19"/>
+              </w:rPr>
+            </w:r>
+          </w:p>
+        </w:tc>
+        <w:tc>
+          <w:tcPr>
+            <w:tcW w:type="dxa" w:w="2140"/>
+          </w:tcPr>
+          <w:p>
+            <w:pPr>
+              <w:spacing w:after="20"/>
+            </w:pPr>
+            <w:r>
+              <w:rPr>
+                <w:rFonts w:ascii="Microsoft JhengHei" w:hAnsi="Microsoft JhengHei" w:eastAsia="Microsoft JhengHei"/>
+                <w:sz w:val="19"/>
+              </w:rPr>
+            </w:r>
+          </w:p>
+        </w:tc>
+      </w:tr>
+      <w:tr>
+        <w:trPr>
+          <w:cantSplit/>
+          <w:trHeight w:val="640" w:hRule="atLeast"/>
+        </w:trPr>
+        <w:tc>
+          <w:tcPr>
+            <w:tcW w:type="dxa" w:w="1600"/>
+          </w:tcPr>
+          <w:p>
+            <w:pPr>
+              <w:spacing w:after="20"/>
+            </w:pPr>
+            <w:r>
+              <w:rPr>
+                <w:rFonts w:ascii="Microsoft JhengHei" w:hAnsi="Microsoft JhengHei" w:eastAsia="Microsoft JhengHei"/>
+                <w:sz w:val="19"/>
+              </w:rPr>
+            </w:r>
+          </w:p>
+        </w:tc>
+        <w:tc>
+          <w:tcPr>
+            <w:tcW w:type="dxa" w:w="2100"/>
+          </w:tcPr>
+          <w:p>
+            <w:pPr>
+              <w:spacing w:after="20"/>
+            </w:pPr>
+            <w:r>
+              <w:rPr>
+                <w:rFonts w:ascii="Microsoft JhengHei" w:hAnsi="Microsoft JhengHei" w:eastAsia="Microsoft JhengHei"/>
+                <w:sz w:val="19"/>
+              </w:rPr>
+            </w:r>
+          </w:p>
+        </w:tc>
+        <w:tc>
+          <w:tcPr>
+            <w:tcW w:type="dxa" w:w="2800"/>
+          </w:tcPr>
+          <w:p>
+            <w:pPr>
+              <w:spacing w:after="20"/>
+            </w:pPr>
+            <w:r>
+              <w:rPr>
+                <w:rFonts w:ascii="Microsoft JhengHei" w:hAnsi="Microsoft JhengHei" w:eastAsia="Microsoft JhengHei"/>
+                <w:sz w:val="19"/>
+              </w:rPr>
+            </w:r>
+          </w:p>
+        </w:tc>
+        <w:tc>
+          <w:tcPr>
+            <w:tcW w:type="dxa" w:w="2140"/>
+          </w:tcPr>
+          <w:p>
+            <w:pPr>
+              <w:spacing w:after="20"/>
+            </w:pPr>
+            <w:r>
+              <w:rPr>
+                <w:rFonts w:ascii="Microsoft JhengHei" w:hAnsi="Microsoft JhengHei" w:eastAsia="Microsoft JhengHei"/>
+                <w:sz w:val="19"/>
+              </w:rPr>
+            </w:r>
+          </w:p>
+        </w:tc>
+      </w:tr>
+    </w:tbl>
+    <w:p>
+      <w:pPr>
+        <w:spacing w:after="60"/>
+      </w:pPr>
+    </w:p>
+    <w:p>
+      <w:pPr>
+        <w:keepNext/>
+        <w:spacing w:before="200" w:after="60"/>
+      </w:pPr>
+      <w:r>
+        <w:rPr>
+          <w:rFonts w:ascii="Microsoft JhengHei" w:hAnsi="Microsoft JhengHei" w:eastAsia="Microsoft JhengHei"/>
+          <w:b/>
+          <w:color w:val="1F3864"/>
+          <w:sz w:val="26"/>
+        </w:rPr>
+        <w:t xml:space="preserve">（四）訪談後的回饋</w:t>
+      </w:r>
+    </w:p>
+    <w:p>
+      <w:pPr>
+        <w:spacing w:after="120"/>
+      </w:pPr>
+      <w:r>
+        <w:rPr>
+          <w:rFonts w:ascii="Microsoft JhengHei" w:hAnsi="Microsoft JhengHei" w:eastAsia="Microsoft JhengHei"/>
+          <w:sz w:val="22"/>
+        </w:rPr>
+        <w:t xml:space="preserve">第六節評量表裡的「互評」，由記錄者依觀察紀錄口頭告訴訪談者，訪談者再填進自己的評量表。</w:t>
+      </w:r>
+    </w:p>
+    <w:p>
+      <w:pPr>
+        <w:keepNext/>
+        <w:spacing w:after="40"/>
+      </w:pPr>
+      <w:r>
+        <w:rPr>
+          <w:rFonts w:ascii="Microsoft JhengHei" w:hAnsi="Microsoft JhengHei" w:eastAsia="Microsoft JhengHei"/>
+          <w:b/>
+          <w:color w:val="1F3864"/>
+          <w:sz w:val="21"/>
+        </w:rPr>
+        <w:t xml:space="preserve">我要回饋給訪談者的三件事</w:t>
+      </w:r>
+      <w:r>
+        <w:rPr>
+          <w:rFonts w:ascii="Microsoft JhengHei" w:hAnsi="Microsoft JhengHei" w:eastAsia="Microsoft JhengHei"/>
+          <w:color w:val="707070"/>
+          <w:sz w:val="18"/>
+        </w:rPr>
+        <w:t xml:space="preserve">　先說一件看到的事實，再說一件看到但不確定的事，最後給一個下一輪可以試的具體做法</w:t>
+      </w:r>
+    </w:p>
+    <w:tbl>
+      <w:tblPr>
+        <w:tblStyle w:val="TableGrid"/>
+        <w:tblW w:type="auto" w:w="0"/>
+        <w:tblLook w:firstColumn="1" w:firstRow="1" w:lastColumn="0" w:lastRow="0" w:noHBand="0" w:noVBand="1" w:val="04A0"/>
+      </w:tblPr>
+      <w:tblGrid>
+        <w:gridCol w:w="8640"/>
+      </w:tblGrid>
+      <w:tr>
+        <w:trPr>
+          <w:cantSplit/>
+          <w:trHeight w:val="1500" w:hRule="atLeast"/>
+        </w:trPr>
+        <w:tc>
+          <w:tcPr>
+            <w:tcW w:type="dxa" w:w="8640"/>
+          </w:tcPr>
+          <w:p>
+            <w:pPr>
+              <w:spacing w:after="20"/>
+            </w:pPr>
+            <w:r>
+              <w:rPr>
+                <w:rFonts w:ascii="Microsoft JhengHei" w:hAnsi="Microsoft JhengHei" w:eastAsia="Microsoft JhengHei"/>
+                <w:sz w:val="19"/>
+              </w:rPr>
+            </w:r>
+          </w:p>
+        </w:tc>
+      </w:tr>
+    </w:tbl>
+    <w:p>
+      <w:pPr>
+        <w:spacing w:after="60"/>
+      </w:pPr>
+    </w:p>
+    <w:p>
+      <w:pPr>
+        <w:keepNext/>
+        <w:spacing w:after="40"/>
+      </w:pPr>
+      <w:r>
+        <w:rPr>
+          <w:rFonts w:ascii="Microsoft JhengHei" w:hAnsi="Microsoft JhengHei" w:eastAsia="Microsoft JhengHei"/>
+          <w:b/>
+          <w:color w:val="1F3864"/>
+          <w:sz w:val="21"/>
+        </w:rPr>
+        <w:t xml:space="preserve">交出紀錄前自我檢核</w:t>
+      </w:r>
+    </w:p>
+    <w:p>
+      <w:pPr>
+        <w:spacing w:after="40"/>
+      </w:pPr>
+      <w:r>
+        <w:rPr>
+          <w:rFonts w:ascii="Microsoft JhengHei" w:hAnsi="Microsoft JhengHei" w:eastAsia="Microsoft JhengHei"/>
+          <w:b/>
+          <w:color w:val="1F3864"/>
+          <w:sz w:val="22"/>
+        </w:rPr>
+        <w:t xml:space="preserve">☐　</w:t>
+      </w:r>
+      <w:r>
+        <w:rPr>
+          <w:rFonts w:ascii="Microsoft JhengHei" w:hAnsi="Microsoft JhengHei" w:eastAsia="Microsoft JhengHei"/>
+          <w:sz w:val="21"/>
+        </w:rPr>
+        <w:t xml:space="preserve">事實欄沒有「很緊張」「不太好」這類判斷的詞</w:t>
+      </w:r>
+    </w:p>
+    <w:p>
+      <w:pPr>
+        <w:spacing w:after="40"/>
+      </w:pPr>
+      <w:r>
+        <w:rPr>
+          <w:rFonts w:ascii="Microsoft JhengHei" w:hAnsi="Microsoft JhengHei" w:eastAsia="Microsoft JhengHei"/>
+          <w:b/>
+          <w:color w:val="1F3864"/>
+          <w:sz w:val="22"/>
+        </w:rPr>
+        <w:t xml:space="preserve">☐　</w:t>
+      </w:r>
+      <w:r>
+        <w:rPr>
+          <w:rFonts w:ascii="Microsoft JhengHei" w:hAnsi="Microsoft JhengHei" w:eastAsia="Microsoft JhengHei"/>
+          <w:sz w:val="21"/>
+        </w:rPr>
+        <w:t xml:space="preserve">我的推測都放在推測欄</w:t>
+      </w:r>
+    </w:p>
+    <w:p>
+      <w:pPr>
+        <w:spacing w:after="40"/>
+      </w:pPr>
+      <w:r>
+        <w:rPr>
+          <w:rFonts w:ascii="Microsoft JhengHei" w:hAnsi="Microsoft JhengHei" w:eastAsia="Microsoft JhengHei"/>
+          <w:b/>
+          <w:color w:val="1F3864"/>
+          <w:sz w:val="22"/>
+        </w:rPr>
+        <w:t xml:space="preserve">☐　</w:t>
+      </w:r>
+      <w:r>
+        <w:rPr>
+          <w:rFonts w:ascii="Microsoft JhengHei" w:hAnsi="Microsoft JhengHei" w:eastAsia="Microsoft JhengHei"/>
+          <w:sz w:val="21"/>
+        </w:rPr>
+        <w:t xml:space="preserve">抽卡前有等自然的停頓，沒有打斷說話的人</w:t>
+      </w:r>
+    </w:p>
+    <w:p>
+      <w:pPr>
+        <w:spacing w:after="40"/>
+      </w:pPr>
+      <w:r>
+        <w:rPr>
+          <w:rFonts w:ascii="Microsoft JhengHei" w:hAnsi="Microsoft JhengHei" w:eastAsia="Microsoft JhengHei"/>
+          <w:b/>
+          <w:color w:val="1F3864"/>
+          <w:sz w:val="22"/>
+        </w:rPr>
+        <w:t xml:space="preserve">☐　</w:t>
+      </w:r>
+      <w:r>
+        <w:rPr>
+          <w:rFonts w:ascii="Microsoft JhengHei" w:hAnsi="Microsoft JhengHei" w:eastAsia="Microsoft JhengHei"/>
+          <w:sz w:val="21"/>
+        </w:rPr>
+        <w:t xml:space="preserve">整輪我沒有替訪談者回答或提示題目</w:t>
+      </w:r>
+    </w:p>
+    <w:p>
+      <w:pPr>
+        <w:spacing w:after="60"/>
+      </w:pPr>
+    </w:p>
+    <w:p>
+      <w:pPr>
+        <w:pStyle w:val="Heading1"/>
+        <w:spacing w:before="280" w:after="80"/>
+      </w:pPr>
+      <w:r>
+        <w:rPr>
+          <w:rFonts w:ascii="Microsoft JhengHei" w:hAnsi="Microsoft JhengHei" w:eastAsia="Microsoft JhengHei"/>
+          <w:color w:val="1F3864"/>
+          <w:sz w:val="32"/>
+        </w:rPr>
+        <w:t>五、狀況卡的抽法與接法</w:t>
+      </w:r>
+    </w:p>
+    <w:p>
+      <w:pPr>
+        <w:spacing w:after="120"/>
+      </w:pPr>
+      <w:r>
+        <w:rPr>
+          <w:rFonts w:ascii="Microsoft JhengHei" w:hAnsi="Microsoft JhengHei" w:eastAsia="Microsoft JhengHei"/>
+          <w:sz w:val="22"/>
+        </w:rPr>
+        <w:t xml:space="preserve">狀況卡模擬訪談中常見的三種情形。記錄者在適當時機抽一張，悄悄亮給受訪者看，訪談者看不到卡面。受訪者從下一個回答開始演出那個狀況，內容仍用自己的真實經驗。訪談者事前不知道卡面，要當場判斷怎麼接。</w:t>
       </w:r>
     </w:p>
     <w:p>
@@ -1652,7 +3651,15 @@
           <w:color w:val="1F3864"/>
           <w:sz w:val="21"/>
         </w:rPr>
-        <w:t>記錄者在適當時機抽一張給訪談者：</w:t>
+        <w:t xml:space="preserve">抽卡方式</w:t>
+      </w:r>
+      <w:r>
+        <w:rPr>
+          <w:rFonts w:ascii="Microsoft JhengHei" w:hAnsi="Microsoft JhengHei" w:eastAsia="Microsoft JhengHei"/>
+          <w:color w:val="707070"/>
+          <w:sz w:val="18"/>
+        </w:rPr>
+        <w:t xml:space="preserve">　紙本版沒有抽卡按鈕。記錄者可以用手機開線上版抽卡，或擲骰子，點數 1、2 抽①，3、4 抽②，5、6 抽③。</w:t>
       </w:r>
     </w:p>
     <w:tbl>
@@ -2361,7 +4368,7 @@
           <w:color w:val="1F3864"/>
           <w:sz w:val="32"/>
         </w:rPr>
-        <w:t>五、六個階段的重點與評量</w:t>
+        <w:t>六、六個階段的重點與評量</w:t>
       </w:r>
     </w:p>
     <w:p>
@@ -2959,122 +4966,7 @@
                 <w:rFonts w:ascii="Microsoft JhengHei" w:hAnsi="Microsoft JhengHei" w:eastAsia="Microsoft JhengHei"/>
                 <w:sz w:val="18"/>
               </w:rPr>
-              <w:t>互評（記錄者 A）</w:t>
-            </w:r>
-          </w:p>
-        </w:tc>
-        <w:tc>
-          <w:tcPr>
-            <w:tcW w:type="dxa" w:w="1115"/>
-          </w:tcPr>
-          <w:p>
-            <w:pPr>
-              <w:spacing w:after="20"/>
-            </w:pPr>
-            <w:r>
-              <w:rPr>
-                <w:rFonts w:ascii="Microsoft JhengHei" w:hAnsi="Microsoft JhengHei" w:eastAsia="Microsoft JhengHei"/>
-                <w:sz w:val="18"/>
-              </w:rPr>
-            </w:r>
-          </w:p>
-        </w:tc>
-        <w:tc>
-          <w:tcPr>
-            <w:tcW w:type="dxa" w:w="1115"/>
-          </w:tcPr>
-          <w:p>
-            <w:pPr>
-              <w:spacing w:after="20"/>
-            </w:pPr>
-            <w:r>
-              <w:rPr>
-                <w:rFonts w:ascii="Microsoft JhengHei" w:hAnsi="Microsoft JhengHei" w:eastAsia="Microsoft JhengHei"/>
-                <w:sz w:val="18"/>
-              </w:rPr>
-            </w:r>
-          </w:p>
-        </w:tc>
-        <w:tc>
-          <w:tcPr>
-            <w:tcW w:type="dxa" w:w="1115"/>
-          </w:tcPr>
-          <w:p>
-            <w:pPr>
-              <w:spacing w:after="20"/>
-            </w:pPr>
-            <w:r>
-              <w:rPr>
-                <w:rFonts w:ascii="Microsoft JhengHei" w:hAnsi="Microsoft JhengHei" w:eastAsia="Microsoft JhengHei"/>
-                <w:sz w:val="18"/>
-              </w:rPr>
-            </w:r>
-          </w:p>
-        </w:tc>
-        <w:tc>
-          <w:tcPr>
-            <w:tcW w:type="dxa" w:w="1115"/>
-          </w:tcPr>
-          <w:p>
-            <w:pPr>
-              <w:spacing w:after="20"/>
-            </w:pPr>
-            <w:r>
-              <w:rPr>
-                <w:rFonts w:ascii="Microsoft JhengHei" w:hAnsi="Microsoft JhengHei" w:eastAsia="Microsoft JhengHei"/>
-                <w:sz w:val="18"/>
-              </w:rPr>
-            </w:r>
-          </w:p>
-        </w:tc>
-        <w:tc>
-          <w:tcPr>
-            <w:tcW w:type="dxa" w:w="1115"/>
-          </w:tcPr>
-          <w:p>
-            <w:pPr>
-              <w:spacing w:after="20"/>
-            </w:pPr>
-            <w:r>
-              <w:rPr>
-                <w:rFonts w:ascii="Microsoft JhengHei" w:hAnsi="Microsoft JhengHei" w:eastAsia="Microsoft JhengHei"/>
-                <w:sz w:val="18"/>
-              </w:rPr>
-            </w:r>
-          </w:p>
-        </w:tc>
-        <w:tc>
-          <w:tcPr>
-            <w:tcW w:type="dxa" w:w="1115"/>
-          </w:tcPr>
-          <w:p>
-            <w:pPr>
-              <w:spacing w:after="20"/>
-            </w:pPr>
-            <w:r>
-              <w:rPr>
-                <w:rFonts w:ascii="Microsoft JhengHei" w:hAnsi="Microsoft JhengHei" w:eastAsia="Microsoft JhengHei"/>
-                <w:sz w:val="18"/>
-              </w:rPr>
-            </w:r>
-          </w:p>
-        </w:tc>
-      </w:tr>
-      <w:tr>
-        <w:tc>
-          <w:tcPr>
-            <w:tcW w:type="dxa" w:w="1928"/>
-          </w:tcPr>
-          <w:p>
-            <w:pPr>
-              <w:spacing w:after="20"/>
-            </w:pPr>
-            <w:r>
-              <w:rPr>
-                <w:rFonts w:ascii="Microsoft JhengHei" w:hAnsi="Microsoft JhengHei" w:eastAsia="Microsoft JhengHei"/>
-                <w:sz w:val="18"/>
-              </w:rPr>
-              <w:t>互評（記錄者 B）</w:t>
+              <w:t>互評（記錄者）</w:t>
             </w:r>
           </w:p>
         </w:tc>
@@ -3468,7 +5360,7 @@
           <w:color w:val="1F3864"/>
           <w:sz w:val="32"/>
         </w:rPr>
-        <w:t>六、訪談結束當天（原件三、）</w:t>
+        <w:t>七、訪談結束當天（原件三、）</w:t>
       </w:r>
     </w:p>
     <w:p>
@@ -3725,7 +5617,7 @@
           <w:color w:val="1F3864"/>
           <w:sz w:val="32"/>
         </w:rPr>
-        <w:t>七、接到 W11 的個人作業</w:t>
+        <w:t>八、接到 W11 的個人作業</w:t>
       </w:r>
     </w:p>
     <w:p>
@@ -3766,7 +5658,7 @@
           <w:color w:val="707070"/>
           <w:sz w:val="18"/>
         </w:rPr>
-        <w:t xml:space="preserve">　正式訪談前一天再看一次第五節的評量表與第六節的反思</w:t>
+        <w:t xml:space="preserve">　正式訪談前一天再看一次第六節的評量表與第七節的反思</w:t>
       </w:r>
     </w:p>
     <w:p>
@@ -4002,7 +5894,7 @@
           <w:color w:val="1F3864"/>
           <w:sz w:val="32"/>
         </w:rPr>
-        <w:t>八、怎麼寫訪談大綱（最多 10 題）</w:t>
+        <w:t>九、怎麼寫訪談大綱（最多 10 題）</w:t>
       </w:r>
     </w:p>
     <w:p>
